--- a/1000 Prompt/FORMAT_FINAL_CLEAN/PACK 9 – 100 PROMPT CUỘC SỐNG & HẠNH PHÚC.docx
+++ b/1000 Prompt/FORMAT_FINAL_CLEAN/PACK 9 – 100 PROMPT CUỘC SỐNG & HẠNH PHÚC.docx
@@ -4,9 +4,8 @@
   <w:body>
     <w:p>
       <w:pPr>
-        <w:keepNext w:val="0"/>
-        <w:keepLines w:val="0"/>
-        <w:spacing/>
+        <w:spacing w:before="120" w:after="120" w:line="240" w:lineRule="auto"/>
+        <w:jc w:val="both"/>
         <w:rPr>
           <w:rFonts w:ascii="Times New Roman" w:hAnsi="Times New Roman" w:cs="Times New Roman"/>
           <w:b/>
@@ -18,16 +17,18 @@
       </w:pPr>
       <w:r>
         <w:rPr>
-          <w:rFonts w:ascii="Times New Roman" w:hAnsi="Times New Roman" w:eastAsia="Times New Roman"/>
+          <w:rFonts w:ascii="Times New Roman" w:eastAsia="Times New Roman" w:hAnsi="Times New Roman" w:cs="Times New Roman"/>
           <w:b/>
           <w:sz w:val="28"/>
+          <w:szCs w:val="28"/>
         </w:rPr>
         <w:t>PACK 9 – 100 PROMPT CUỘC SỐNG &amp; HẠNH PHÚC</w:t>
       </w:r>
     </w:p>
     <w:p>
       <w:pPr>
-        <w:spacing/>
+        <w:spacing w:before="120" w:after="120" w:line="240" w:lineRule="auto"/>
+        <w:jc w:val="both"/>
         <w:rPr>
           <w:rFonts w:ascii="Times New Roman" w:hAnsi="Times New Roman" w:cs="Times New Roman"/>
           <w:b/>
@@ -39,16 +40,18 @@
       </w:pPr>
       <w:r>
         <w:rPr>
-          <w:rFonts w:ascii="Times New Roman" w:hAnsi="Times New Roman" w:eastAsia="Times New Roman"/>
+          <w:rFonts w:ascii="Times New Roman" w:eastAsia="Times New Roman" w:hAnsi="Times New Roman" w:cs="Times New Roman"/>
           <w:b/>
           <w:sz w:val="28"/>
+          <w:szCs w:val="28"/>
         </w:rPr>
         <w:t>MỤC LỤC</w:t>
       </w:r>
     </w:p>
     <w:p>
       <w:pPr>
-        <w:spacing/>
+        <w:spacing w:before="120" w:after="120" w:line="240" w:lineRule="auto"/>
+        <w:jc w:val="both"/>
         <w:rPr>
           <w:rFonts w:ascii="Times New Roman" w:hAnsi="Times New Roman" w:cs="Times New Roman"/>
           <w:i/>
@@ -60,16 +63,18 @@
       </w:pPr>
       <w:r>
         <w:rPr>
-          <w:rFonts w:ascii="Times New Roman" w:hAnsi="Times New Roman" w:eastAsia="Times New Roman"/>
+          <w:rFonts w:ascii="Times New Roman" w:eastAsia="Times New Roman" w:hAnsi="Times New Roman" w:cs="Times New Roman"/>
           <w:i/>
           <w:sz w:val="28"/>
+          <w:szCs w:val="28"/>
         </w:rPr>
         <w:t>1. Gia đình &amp; hôn nhân (10 prompt): Kế hoạch 30 ngày cải thiện tình cảm vợ chồng , kịch bản giải quyết xung đột gia đình , và xây dựng “quỹ gia đình hạnh phúc”.</w:t>
       </w:r>
     </w:p>
     <w:p>
       <w:pPr>
-        <w:spacing/>
+        <w:spacing w:before="120" w:after="120" w:line="240" w:lineRule="auto"/>
+        <w:jc w:val="both"/>
         <w:rPr>
           <w:rFonts w:ascii="Times New Roman" w:hAnsi="Times New Roman" w:cs="Times New Roman"/>
           <w:i/>
@@ -81,16 +86,18 @@
       </w:pPr>
       <w:r>
         <w:rPr>
-          <w:rFonts w:ascii="Times New Roman" w:hAnsi="Times New Roman" w:eastAsia="Times New Roman"/>
+          <w:rFonts w:ascii="Times New Roman" w:eastAsia="Times New Roman" w:hAnsi="Times New Roman" w:cs="Times New Roman"/>
           <w:i/>
           <w:sz w:val="28"/>
+          <w:szCs w:val="28"/>
         </w:rPr>
         <w:t>2. Nuôi dạy con cái (10 prompt): Kế hoạch giáo dục kỹ năng sống cho trẻ , hướng dẫn cha mẹ giải thích cho con về tiền bạc , và xử lý khi con nghiện mạng xã hội.</w:t>
       </w:r>
     </w:p>
     <w:p>
       <w:pPr>
-        <w:spacing/>
+        <w:spacing w:before="120" w:after="120" w:line="240" w:lineRule="auto"/>
+        <w:jc w:val="both"/>
         <w:rPr>
           <w:rFonts w:ascii="Times New Roman" w:hAnsi="Times New Roman" w:cs="Times New Roman"/>
           <w:i/>
@@ -102,16 +109,18 @@
       </w:pPr>
       <w:r>
         <w:rPr>
-          <w:rFonts w:ascii="Times New Roman" w:hAnsi="Times New Roman" w:eastAsia="Times New Roman"/>
+          <w:rFonts w:ascii="Times New Roman" w:eastAsia="Times New Roman" w:hAnsi="Times New Roman" w:cs="Times New Roman"/>
           <w:i/>
           <w:sz w:val="28"/>
+          <w:szCs w:val="28"/>
         </w:rPr>
         <w:t>3. Sức khỏe &amp; thể chất (10 prompt): Kế hoạch ăn uống 7 ngày cho nhân viên văn phòng , chương trình tập luyện 20 phút/ngày cho người bận rộn , và lộ trình giảm 5kg an toàn.</w:t>
       </w:r>
     </w:p>
     <w:p>
       <w:pPr>
-        <w:spacing/>
+        <w:spacing w:before="120" w:after="120" w:line="240" w:lineRule="auto"/>
+        <w:jc w:val="both"/>
         <w:rPr>
           <w:rFonts w:ascii="Times New Roman" w:hAnsi="Times New Roman" w:cs="Times New Roman"/>
           <w:i/>
@@ -123,16 +132,18 @@
       </w:pPr>
       <w:r>
         <w:rPr>
-          <w:rFonts w:ascii="Times New Roman" w:hAnsi="Times New Roman" w:eastAsia="Times New Roman"/>
+          <w:rFonts w:ascii="Times New Roman" w:eastAsia="Times New Roman" w:hAnsi="Times New Roman" w:cs="Times New Roman"/>
           <w:i/>
           <w:sz w:val="28"/>
+          <w:szCs w:val="28"/>
         </w:rPr>
         <w:t>4. Sức khỏe tinh thần &amp; mindfulness (10 prompt): Kế hoạch 21 ngày thực hành thiền , quản lý lo âu , và lộ trình xây dựng thói quen mindfulness cho doanh nhân.</w:t>
       </w:r>
     </w:p>
     <w:p>
       <w:pPr>
-        <w:spacing/>
+        <w:spacing w:before="120" w:after="120" w:line="240" w:lineRule="auto"/>
+        <w:jc w:val="both"/>
         <w:rPr>
           <w:rFonts w:ascii="Times New Roman" w:hAnsi="Times New Roman" w:cs="Times New Roman"/>
           <w:i/>
@@ -144,16 +155,18 @@
       </w:pPr>
       <w:r>
         <w:rPr>
-          <w:rFonts w:ascii="Times New Roman" w:hAnsi="Times New Roman" w:eastAsia="Times New Roman"/>
+          <w:rFonts w:ascii="Times New Roman" w:eastAsia="Times New Roman" w:hAnsi="Times New Roman" w:cs="Times New Roman"/>
           <w:i/>
           <w:sz w:val="28"/>
+          <w:szCs w:val="28"/>
         </w:rPr>
         <w:t>5. Quan hệ &amp; giao tiếp xã hội (10 prompt): Hướng dẫn xây dựng tình bạn chất lượng , kịch bản tạo ấn tượng tốt trong networking , và nghệ thuật lắng nghe đồng cảm.</w:t>
       </w:r>
     </w:p>
     <w:p>
       <w:pPr>
-        <w:spacing/>
+        <w:spacing w:before="120" w:after="120" w:line="240" w:lineRule="auto"/>
+        <w:jc w:val="both"/>
         <w:rPr>
           <w:rFonts w:ascii="Times New Roman" w:hAnsi="Times New Roman" w:cs="Times New Roman"/>
           <w:i/>
@@ -165,16 +178,18 @@
       </w:pPr>
       <w:r>
         <w:rPr>
-          <w:rFonts w:ascii="Times New Roman" w:hAnsi="Times New Roman" w:eastAsia="Times New Roman"/>
+          <w:rFonts w:ascii="Times New Roman" w:eastAsia="Times New Roman" w:hAnsi="Times New Roman" w:cs="Times New Roman"/>
           <w:i/>
           <w:sz w:val="28"/>
+          <w:szCs w:val="28"/>
         </w:rPr>
         <w:t>6. Hạnh phúc &amp; phát triển bản thân (10 prompt): Kế hoạch 30 ngày xây dựng thói quen hạnh phúc , rèn luyện lòng biết ơn , và hướng dẫn tìm ý nghĩa cuộc sống.</w:t>
       </w:r>
     </w:p>
     <w:p>
       <w:pPr>
-        <w:spacing/>
+        <w:spacing w:before="120" w:after="120" w:line="240" w:lineRule="auto"/>
+        <w:jc w:val="both"/>
         <w:rPr>
           <w:rFonts w:ascii="Times New Roman" w:hAnsi="Times New Roman" w:cs="Times New Roman"/>
           <w:i/>
@@ -186,16 +201,18 @@
       </w:pPr>
       <w:r>
         <w:rPr>
-          <w:rFonts w:ascii="Times New Roman" w:hAnsi="Times New Roman" w:eastAsia="Times New Roman"/>
+          <w:rFonts w:ascii="Times New Roman" w:eastAsia="Times New Roman" w:hAnsi="Times New Roman" w:cs="Times New Roman"/>
           <w:i/>
           <w:sz w:val="28"/>
+          <w:szCs w:val="28"/>
         </w:rPr>
         <w:t>7. Sáng tạo &amp; nghệ thuật (10 prompt): Kế hoạch rèn luyện sự sáng tạo trong công việc , học chơi một loại nhạc cụ , và workshop ứng dụng sáng tạo trong giải quyết vấn đề.</w:t>
       </w:r>
     </w:p>
     <w:p>
       <w:pPr>
-        <w:spacing/>
+        <w:spacing w:before="120" w:after="120" w:line="240" w:lineRule="auto"/>
+        <w:jc w:val="both"/>
         <w:rPr>
           <w:rFonts w:ascii="Times New Roman" w:hAnsi="Times New Roman" w:cs="Times New Roman"/>
           <w:i/>
@@ -207,16 +224,18 @@
       </w:pPr>
       <w:r>
         <w:rPr>
-          <w:rFonts w:ascii="Times New Roman" w:hAnsi="Times New Roman" w:eastAsia="Times New Roman"/>
+          <w:rFonts w:ascii="Times New Roman" w:eastAsia="Times New Roman" w:hAnsi="Times New Roman" w:cs="Times New Roman"/>
           <w:i/>
           <w:sz w:val="28"/>
+          <w:szCs w:val="28"/>
         </w:rPr>
         <w:t>8. Tài chính cá nhân đời sống (10 prompt): Kế hoạch tiết kiệm 50 triệu trong 12 tháng , quản lý chi tiêu theo nguyên tắc 50-30-20 , và xây dựng quỹ dự phòng 6 tháng.</w:t>
       </w:r>
     </w:p>
     <w:p>
       <w:pPr>
-        <w:spacing/>
+        <w:spacing w:before="120" w:after="120" w:line="240" w:lineRule="auto"/>
+        <w:jc w:val="both"/>
         <w:rPr>
           <w:rFonts w:ascii="Times New Roman" w:hAnsi="Times New Roman" w:cs="Times New Roman"/>
           <w:i/>
@@ -228,39 +247,53 @@
       </w:pPr>
       <w:r>
         <w:rPr>
-          <w:rFonts w:ascii="Times New Roman" w:hAnsi="Times New Roman" w:eastAsia="Times New Roman"/>
+          <w:rFonts w:ascii="Times New Roman" w:eastAsia="Times New Roman" w:hAnsi="Times New Roman" w:cs="Times New Roman"/>
           <w:i/>
           <w:sz w:val="28"/>
+          <w:szCs w:val="28"/>
         </w:rPr>
         <w:t>9. Du lịch &amp; trải nghiệm (10 prompt): Kế hoạch du lịch châu Âu 15 ngày tiết kiệm , lộ trình khám phá Việt Nam 30 ngày , và mẹo săn vé máy bay giá rẻ.</w:t>
       </w:r>
     </w:p>
     <w:p>
       <w:pPr>
-        <w:spacing/>
-        <w:rPr>
-          <w:rFonts w:ascii="Times New Roman" w:hAnsi="Times New Roman" w:cs="Times New Roman"/>
+        <w:spacing w:before="120" w:after="120" w:line="240" w:lineRule="auto"/>
+        <w:jc w:val="both"/>
+        <w:rPr>
+          <w:rFonts w:ascii="Times New Roman" w:eastAsia="Times New Roman" w:hAnsi="Times New Roman" w:cs="Times New Roman"/>
           <w:i/>
+          <w:sz w:val="28"/>
+          <w:szCs w:val="28"/>
+          <w:lang w:val="en-US"/>
+        </w:rPr>
+      </w:pPr>
+      <w:r>
+        <w:rPr>
+          <w:rFonts w:ascii="Times New Roman" w:eastAsia="Times New Roman" w:hAnsi="Times New Roman" w:cs="Times New Roman"/>
+          <w:i/>
+          <w:sz w:val="28"/>
+          <w:szCs w:val="28"/>
+        </w:rPr>
+        <w:t>10. Truyền cảm hứng &amp; cuộc sống ý nghĩa (10 prompt): Diễn văn truyền cảm hứng về “sống hết mình” , kịch bản podcast về “hành trình tìm mục tiêu sống” , và bài post mạng xã hội lan tỏa năng lượng tích cực.</w:t>
+      </w:r>
+    </w:p>
+    <w:p>
+      <w:pPr>
+        <w:spacing w:before="120" w:after="120" w:line="240" w:lineRule="auto"/>
+        <w:jc w:val="both"/>
+        <w:rPr>
+          <w:rFonts w:ascii="Times New Roman" w:hAnsi="Times New Roman" w:cs="Times New Roman"/>
           <w:iCs/>
           <w:sz w:val="28"/>
           <w:szCs w:val="28"/>
           <w:lang w:val="en-US"/>
         </w:rPr>
       </w:pPr>
-      <w:r>
-        <w:rPr>
-          <w:rFonts w:ascii="Times New Roman" w:hAnsi="Times New Roman" w:eastAsia="Times New Roman"/>
-          <w:i/>
-          <w:sz w:val="28"/>
-        </w:rPr>
-        <w:t>10. Truyền cảm hứng &amp; cuộc sống ý nghĩa (10 prompt): Diễn văn truyền cảm hứng về “sống hết mình” , kịch bản podcast về “hành trình tìm mục tiêu sống” , và bài post mạng xã hội lan tỏa năng lượng tích cực.</w:t>
-      </w:r>
-    </w:p>
-    <w:p>
-      <w:pPr>
-        <w:keepNext w:val="0"/>
-        <w:keepLines w:val="0"/>
-        <w:spacing/>
+    </w:p>
+    <w:p>
+      <w:pPr>
+        <w:spacing w:before="120" w:after="120" w:line="240" w:lineRule="auto"/>
+        <w:jc w:val="both"/>
         <w:rPr>
           <w:rFonts w:ascii="Times New Roman" w:hAnsi="Times New Roman" w:cs="Times New Roman"/>
           <w:b/>
@@ -271,198 +304,219 @@
       </w:pPr>
       <w:r>
         <w:rPr>
-          <w:rFonts w:ascii="Times New Roman" w:hAnsi="Times New Roman" w:eastAsia="Times New Roman"/>
+          <w:rFonts w:ascii="Times New Roman" w:eastAsia="Times New Roman" w:hAnsi="Times New Roman" w:cs="Times New Roman"/>
           <w:b/>
           <w:sz w:val="28"/>
+          <w:szCs w:val="28"/>
         </w:rPr>
         <w:t>1. Gia đình &amp; hôn nhân (10 prompt)</w:t>
       </w:r>
     </w:p>
     <w:p>
       <w:pPr>
-        <w:spacing/>
-        <w:ind w:left="620" w:hanging="360"/>
-        <w:rPr>
-          <w:rFonts w:ascii="Times New Roman" w:hAnsi="Times New Roman" w:cs="Times New Roman"/>
-          <w:sz w:val="28"/>
-          <w:szCs w:val="28"/>
-        </w:rPr>
-      </w:pPr>
-      <w:r>
-        <w:rPr>
-          <w:rFonts w:ascii="Times New Roman" w:hAnsi="Times New Roman" w:eastAsia="Times New Roman"/>
-          <w:sz w:val="28"/>
+        <w:spacing w:before="120" w:after="120" w:line="240" w:lineRule="auto"/>
+        <w:ind w:left="620" w:hanging="360"/>
+        <w:jc w:val="both"/>
+        <w:rPr>
+          <w:rFonts w:ascii="Times New Roman" w:hAnsi="Times New Roman" w:cs="Times New Roman"/>
+          <w:sz w:val="28"/>
+          <w:szCs w:val="28"/>
+        </w:rPr>
+      </w:pPr>
+      <w:r>
+        <w:rPr>
+          <w:rFonts w:ascii="Times New Roman" w:eastAsia="Times New Roman" w:hAnsi="Times New Roman" w:cs="Times New Roman"/>
+          <w:sz w:val="28"/>
+          <w:szCs w:val="28"/>
         </w:rPr>
         <w:t>1.  Hãy viết kế hoạch 30 ngày để cải thiện tình cảm vợ chồng bằng các hành động nhỏ nhưng ý nghĩa.</w:t>
       </w:r>
     </w:p>
     <w:p>
       <w:pPr>
-        <w:spacing/>
-        <w:ind w:left="620" w:hanging="360"/>
-        <w:rPr>
-          <w:rFonts w:ascii="Times New Roman" w:hAnsi="Times New Roman" w:cs="Times New Roman"/>
-          <w:sz w:val="28"/>
-          <w:szCs w:val="28"/>
-        </w:rPr>
-      </w:pPr>
-      <w:r>
-        <w:rPr>
-          <w:rFonts w:ascii="Times New Roman" w:hAnsi="Times New Roman" w:eastAsia="Times New Roman"/>
-          <w:sz w:val="28"/>
+        <w:spacing w:before="120" w:after="120" w:line="240" w:lineRule="auto"/>
+        <w:ind w:left="620" w:hanging="360"/>
+        <w:jc w:val="both"/>
+        <w:rPr>
+          <w:rFonts w:ascii="Times New Roman" w:hAnsi="Times New Roman" w:cs="Times New Roman"/>
+          <w:sz w:val="28"/>
+          <w:szCs w:val="28"/>
+        </w:rPr>
+      </w:pPr>
+      <w:r>
+        <w:rPr>
+          <w:rFonts w:ascii="Times New Roman" w:eastAsia="Times New Roman" w:hAnsi="Times New Roman" w:cs="Times New Roman"/>
+          <w:sz w:val="28"/>
+          <w:szCs w:val="28"/>
         </w:rPr>
         <w:t>2.  Soạn kịch bản đối thoại để giải quyết xung đột gia đình mà vẫn giữ được tình cảm.</w:t>
       </w:r>
     </w:p>
     <w:p>
       <w:pPr>
-        <w:spacing/>
-        <w:ind w:left="620" w:hanging="360"/>
-        <w:rPr>
-          <w:rFonts w:ascii="Times New Roman" w:hAnsi="Times New Roman" w:cs="Times New Roman"/>
-          <w:sz w:val="28"/>
-          <w:szCs w:val="28"/>
-        </w:rPr>
-      </w:pPr>
-      <w:r>
-        <w:rPr>
-          <w:rFonts w:ascii="Times New Roman" w:hAnsi="Times New Roman" w:eastAsia="Times New Roman"/>
-          <w:sz w:val="28"/>
+        <w:spacing w:before="120" w:after="120" w:line="240" w:lineRule="auto"/>
+        <w:ind w:left="620" w:hanging="360"/>
+        <w:jc w:val="both"/>
+        <w:rPr>
+          <w:rFonts w:ascii="Times New Roman" w:hAnsi="Times New Roman" w:cs="Times New Roman"/>
+          <w:sz w:val="28"/>
+          <w:szCs w:val="28"/>
+        </w:rPr>
+      </w:pPr>
+      <w:r>
+        <w:rPr>
+          <w:rFonts w:ascii="Times New Roman" w:eastAsia="Times New Roman" w:hAnsi="Times New Roman" w:cs="Times New Roman"/>
+          <w:sz w:val="28"/>
+          <w:szCs w:val="28"/>
         </w:rPr>
         <w:t>3.  Viết danh sách 20 hoạt động gắn kết cả nhà có thể làm chung vào cuối tuần.</w:t>
       </w:r>
     </w:p>
     <w:p>
       <w:pPr>
-        <w:spacing/>
-        <w:ind w:left="620" w:hanging="360"/>
-        <w:rPr>
-          <w:rFonts w:ascii="Times New Roman" w:hAnsi="Times New Roman" w:cs="Times New Roman"/>
-          <w:sz w:val="28"/>
-          <w:szCs w:val="28"/>
-        </w:rPr>
-      </w:pPr>
-      <w:r>
-        <w:rPr>
-          <w:rFonts w:ascii="Times New Roman" w:hAnsi="Times New Roman" w:eastAsia="Times New Roman"/>
-          <w:sz w:val="28"/>
+        <w:spacing w:before="120" w:after="120" w:line="240" w:lineRule="auto"/>
+        <w:ind w:left="620" w:hanging="360"/>
+        <w:jc w:val="both"/>
+        <w:rPr>
+          <w:rFonts w:ascii="Times New Roman" w:hAnsi="Times New Roman" w:cs="Times New Roman"/>
+          <w:sz w:val="28"/>
+          <w:szCs w:val="28"/>
+        </w:rPr>
+      </w:pPr>
+      <w:r>
+        <w:rPr>
+          <w:rFonts w:ascii="Times New Roman" w:eastAsia="Times New Roman" w:hAnsi="Times New Roman" w:cs="Times New Roman"/>
+          <w:sz w:val="28"/>
+          <w:szCs w:val="28"/>
         </w:rPr>
         <w:t>4.  Hãy viết lộ trình 90 ngày xây dựng thói quen ăn cơm cùng gia đình.</w:t>
       </w:r>
     </w:p>
     <w:p>
       <w:pPr>
-        <w:spacing/>
-        <w:ind w:left="620" w:hanging="360"/>
-        <w:rPr>
-          <w:rFonts w:ascii="Times New Roman" w:hAnsi="Times New Roman" w:cs="Times New Roman"/>
-          <w:sz w:val="28"/>
-          <w:szCs w:val="28"/>
-        </w:rPr>
-      </w:pPr>
-      <w:r>
-        <w:rPr>
-          <w:rFonts w:ascii="Times New Roman" w:hAnsi="Times New Roman" w:eastAsia="Times New Roman"/>
-          <w:sz w:val="28"/>
+        <w:spacing w:before="120" w:after="120" w:line="240" w:lineRule="auto"/>
+        <w:ind w:left="620" w:hanging="360"/>
+        <w:jc w:val="both"/>
+        <w:rPr>
+          <w:rFonts w:ascii="Times New Roman" w:hAnsi="Times New Roman" w:cs="Times New Roman"/>
+          <w:sz w:val="28"/>
+          <w:szCs w:val="28"/>
+        </w:rPr>
+      </w:pPr>
+      <w:r>
+        <w:rPr>
+          <w:rFonts w:ascii="Times New Roman" w:eastAsia="Times New Roman" w:hAnsi="Times New Roman" w:cs="Times New Roman"/>
+          <w:sz w:val="28"/>
+          <w:szCs w:val="28"/>
         </w:rPr>
         <w:t>5.  Soạn hướng dẫn 10 bước để cha mẹ giao tiếp tốt hơn với con tuổi teen.</w:t>
       </w:r>
     </w:p>
     <w:p>
       <w:pPr>
-        <w:spacing/>
-        <w:ind w:left="620" w:hanging="360"/>
-        <w:rPr>
-          <w:rFonts w:ascii="Times New Roman" w:hAnsi="Times New Roman" w:cs="Times New Roman"/>
-          <w:sz w:val="28"/>
-          <w:szCs w:val="28"/>
-        </w:rPr>
-      </w:pPr>
-      <w:r>
-        <w:rPr>
-          <w:rFonts w:ascii="Times New Roman" w:hAnsi="Times New Roman" w:eastAsia="Times New Roman"/>
-          <w:sz w:val="28"/>
-        </w:rPr>
+        <w:spacing w:before="120" w:after="120" w:line="240" w:lineRule="auto"/>
+        <w:ind w:left="620" w:hanging="360"/>
+        <w:jc w:val="both"/>
+        <w:rPr>
+          <w:rFonts w:ascii="Times New Roman" w:hAnsi="Times New Roman" w:cs="Times New Roman"/>
+          <w:sz w:val="28"/>
+          <w:szCs w:val="28"/>
+        </w:rPr>
+      </w:pPr>
+      <w:r>
+        <w:rPr>
+          <w:rFonts w:ascii="Times New Roman" w:eastAsia="Times New Roman" w:hAnsi="Times New Roman" w:cs="Times New Roman"/>
+          <w:sz w:val="28"/>
+          <w:szCs w:val="28"/>
+        </w:rPr>
+        <w:lastRenderedPageBreak/>
         <w:t>6.  Viết kịch bản xin lỗi và hàn gắn sau một cuộc cãi vã trong hôn nhân.</w:t>
       </w:r>
     </w:p>
     <w:p>
       <w:pPr>
-        <w:spacing/>
-        <w:ind w:left="620" w:hanging="360"/>
-        <w:rPr>
-          <w:rFonts w:ascii="Times New Roman" w:hAnsi="Times New Roman" w:cs="Times New Roman"/>
-          <w:sz w:val="28"/>
-          <w:szCs w:val="28"/>
-        </w:rPr>
-      </w:pPr>
-      <w:r>
-        <w:rPr>
-          <w:rFonts w:ascii="Times New Roman" w:hAnsi="Times New Roman" w:eastAsia="Times New Roman"/>
-          <w:sz w:val="28"/>
+        <w:spacing w:before="120" w:after="120" w:line="240" w:lineRule="auto"/>
+        <w:ind w:left="620" w:hanging="360"/>
+        <w:jc w:val="both"/>
+        <w:rPr>
+          <w:rFonts w:ascii="Times New Roman" w:hAnsi="Times New Roman" w:cs="Times New Roman"/>
+          <w:sz w:val="28"/>
+          <w:szCs w:val="28"/>
+        </w:rPr>
+      </w:pPr>
+      <w:r>
+        <w:rPr>
+          <w:rFonts w:ascii="Times New Roman" w:eastAsia="Times New Roman" w:hAnsi="Times New Roman" w:cs="Times New Roman"/>
+          <w:sz w:val="28"/>
+          <w:szCs w:val="28"/>
         </w:rPr>
         <w:t>7.  Hãy viết kế hoạch du lịch gia đình 5 ngày vừa vui vẻ vừa tiết kiệm.</w:t>
       </w:r>
     </w:p>
     <w:p>
       <w:pPr>
-        <w:spacing/>
-        <w:ind w:left="620" w:hanging="360"/>
-        <w:rPr>
-          <w:rFonts w:ascii="Times New Roman" w:hAnsi="Times New Roman" w:cs="Times New Roman"/>
-          <w:sz w:val="28"/>
-          <w:szCs w:val="28"/>
-        </w:rPr>
-      </w:pPr>
-      <w:r>
-        <w:rPr>
-          <w:rFonts w:ascii="Times New Roman" w:hAnsi="Times New Roman" w:eastAsia="Times New Roman"/>
-          <w:sz w:val="28"/>
+        <w:spacing w:before="120" w:after="120" w:line="240" w:lineRule="auto"/>
+        <w:ind w:left="620" w:hanging="360"/>
+        <w:jc w:val="both"/>
+        <w:rPr>
+          <w:rFonts w:ascii="Times New Roman" w:hAnsi="Times New Roman" w:cs="Times New Roman"/>
+          <w:sz w:val="28"/>
+          <w:szCs w:val="28"/>
+        </w:rPr>
+      </w:pPr>
+      <w:r>
+        <w:rPr>
+          <w:rFonts w:ascii="Times New Roman" w:eastAsia="Times New Roman" w:hAnsi="Times New Roman" w:cs="Times New Roman"/>
+          <w:sz w:val="28"/>
+          <w:szCs w:val="28"/>
         </w:rPr>
         <w:t>8.  Soạn bài diễn văn cha/mẹ dành cho con trong ngày sinh nhật, đầy cảm xúc.</w:t>
       </w:r>
     </w:p>
     <w:p>
       <w:pPr>
-        <w:spacing/>
-        <w:ind w:left="620" w:hanging="360"/>
-        <w:rPr>
-          <w:rFonts w:ascii="Times New Roman" w:hAnsi="Times New Roman" w:cs="Times New Roman"/>
-          <w:sz w:val="28"/>
-          <w:szCs w:val="28"/>
-        </w:rPr>
-      </w:pPr>
-      <w:r>
-        <w:rPr>
-          <w:rFonts w:ascii="Times New Roman" w:hAnsi="Times New Roman" w:eastAsia="Times New Roman"/>
-          <w:sz w:val="28"/>
+        <w:spacing w:before="120" w:after="120" w:line="240" w:lineRule="auto"/>
+        <w:ind w:left="620" w:hanging="360"/>
+        <w:jc w:val="both"/>
+        <w:rPr>
+          <w:rFonts w:ascii="Times New Roman" w:hAnsi="Times New Roman" w:cs="Times New Roman"/>
+          <w:sz w:val="28"/>
+          <w:szCs w:val="28"/>
+        </w:rPr>
+      </w:pPr>
+      <w:r>
+        <w:rPr>
+          <w:rFonts w:ascii="Times New Roman" w:eastAsia="Times New Roman" w:hAnsi="Times New Roman" w:cs="Times New Roman"/>
+          <w:sz w:val="28"/>
+          <w:szCs w:val="28"/>
         </w:rPr>
         <w:t>9.  Viết hướng dẫn xây dựng “quỹ gia đình hạnh phúc” để cùng nhau quản lý tài chính.</w:t>
       </w:r>
     </w:p>
     <w:p>
       <w:pPr>
-        <w:spacing/>
-        <w:ind w:left="620" w:hanging="360"/>
-        <w:rPr>
-          <w:rFonts w:ascii="Times New Roman" w:hAnsi="Times New Roman" w:cs="Times New Roman"/>
-          <w:sz w:val="28"/>
-          <w:szCs w:val="28"/>
-        </w:rPr>
-      </w:pPr>
-      <w:r>
-        <w:rPr>
-          <w:rFonts w:ascii="Times New Roman" w:hAnsi="Times New Roman" w:eastAsia="Times New Roman"/>
-          <w:sz w:val="28"/>
+        <w:spacing w:before="120" w:after="120" w:line="240" w:lineRule="auto"/>
+        <w:ind w:left="620" w:hanging="360"/>
+        <w:jc w:val="both"/>
+        <w:rPr>
+          <w:rFonts w:ascii="Times New Roman" w:hAnsi="Times New Roman" w:cs="Times New Roman"/>
+          <w:sz w:val="28"/>
+          <w:szCs w:val="28"/>
+        </w:rPr>
+      </w:pPr>
+      <w:r>
+        <w:rPr>
+          <w:rFonts w:ascii="Times New Roman" w:eastAsia="Times New Roman" w:hAnsi="Times New Roman" w:cs="Times New Roman"/>
+          <w:sz w:val="28"/>
+          <w:szCs w:val="28"/>
         </w:rPr>
         <w:t>10.Hãy viết kịch bản workshop “Nghệ thuật lắng nghe trong hôn nhân”.</w:t>
       </w:r>
     </w:p>
     <w:p>
       <w:pPr>
-        <w:keepNext w:val="0"/>
-        <w:keepLines w:val="0"/>
-        <w:spacing/>
+        <w:spacing w:before="120" w:after="120" w:line="240" w:lineRule="auto"/>
+        <w:jc w:val="both"/>
         <w:rPr>
           <w:rFonts w:ascii="Times New Roman" w:hAnsi="Times New Roman" w:cs="Times New Roman"/>
           <w:b/>
@@ -473,198 +527,218 @@
       </w:pPr>
       <w:r>
         <w:rPr>
-          <w:rFonts w:ascii="Times New Roman" w:hAnsi="Times New Roman" w:eastAsia="Times New Roman"/>
+          <w:rFonts w:ascii="Times New Roman" w:eastAsia="Times New Roman" w:hAnsi="Times New Roman" w:cs="Times New Roman"/>
           <w:b/>
           <w:sz w:val="28"/>
+          <w:szCs w:val="28"/>
         </w:rPr>
         <w:t>2. Nuôi dạy con cái (10 prompt)</w:t>
       </w:r>
     </w:p>
     <w:p>
       <w:pPr>
-        <w:spacing/>
-        <w:ind w:left="620" w:hanging="360"/>
-        <w:rPr>
-          <w:rFonts w:ascii="Times New Roman" w:hAnsi="Times New Roman" w:cs="Times New Roman"/>
-          <w:sz w:val="28"/>
-          <w:szCs w:val="28"/>
-        </w:rPr>
-      </w:pPr>
-      <w:r>
-        <w:rPr>
-          <w:rFonts w:ascii="Times New Roman" w:hAnsi="Times New Roman" w:eastAsia="Times New Roman"/>
-          <w:sz w:val="28"/>
+        <w:spacing w:before="120" w:after="120" w:line="240" w:lineRule="auto"/>
+        <w:ind w:left="620" w:hanging="360"/>
+        <w:jc w:val="both"/>
+        <w:rPr>
+          <w:rFonts w:ascii="Times New Roman" w:hAnsi="Times New Roman" w:cs="Times New Roman"/>
+          <w:sz w:val="28"/>
+          <w:szCs w:val="28"/>
+        </w:rPr>
+      </w:pPr>
+      <w:r>
+        <w:rPr>
+          <w:rFonts w:ascii="Times New Roman" w:eastAsia="Times New Roman" w:hAnsi="Times New Roman" w:cs="Times New Roman"/>
+          <w:sz w:val="28"/>
+          <w:szCs w:val="28"/>
         </w:rPr>
         <w:t>1.  Hãy viết kế hoạch giáo dục kỹ năng sống cho trẻ 6–12 tuổi.</w:t>
       </w:r>
     </w:p>
     <w:p>
       <w:pPr>
-        <w:spacing/>
-        <w:ind w:left="620" w:hanging="360"/>
-        <w:rPr>
-          <w:rFonts w:ascii="Times New Roman" w:hAnsi="Times New Roman" w:cs="Times New Roman"/>
-          <w:sz w:val="28"/>
-          <w:szCs w:val="28"/>
-        </w:rPr>
-      </w:pPr>
-      <w:r>
-        <w:rPr>
-          <w:rFonts w:ascii="Times New Roman" w:hAnsi="Times New Roman" w:eastAsia="Times New Roman"/>
-          <w:sz w:val="28"/>
+        <w:spacing w:before="120" w:after="120" w:line="240" w:lineRule="auto"/>
+        <w:ind w:left="620" w:hanging="360"/>
+        <w:jc w:val="both"/>
+        <w:rPr>
+          <w:rFonts w:ascii="Times New Roman" w:hAnsi="Times New Roman" w:cs="Times New Roman"/>
+          <w:sz w:val="28"/>
+          <w:szCs w:val="28"/>
+        </w:rPr>
+      </w:pPr>
+      <w:r>
+        <w:rPr>
+          <w:rFonts w:ascii="Times New Roman" w:eastAsia="Times New Roman" w:hAnsi="Times New Roman" w:cs="Times New Roman"/>
+          <w:sz w:val="28"/>
+          <w:szCs w:val="28"/>
         </w:rPr>
         <w:t>2.  Soạn checklist 20 hoạt động giúp trẻ rèn tính kỷ luật hằng ngày.</w:t>
       </w:r>
     </w:p>
     <w:p>
       <w:pPr>
-        <w:spacing/>
-        <w:ind w:left="620" w:hanging="360"/>
-        <w:rPr>
-          <w:rFonts w:ascii="Times New Roman" w:hAnsi="Times New Roman" w:cs="Times New Roman"/>
-          <w:sz w:val="28"/>
-          <w:szCs w:val="28"/>
-        </w:rPr>
-      </w:pPr>
-      <w:r>
-        <w:rPr>
-          <w:rFonts w:ascii="Times New Roman" w:hAnsi="Times New Roman" w:eastAsia="Times New Roman"/>
-          <w:sz w:val="28"/>
+        <w:spacing w:before="120" w:after="120" w:line="240" w:lineRule="auto"/>
+        <w:ind w:left="620" w:hanging="360"/>
+        <w:jc w:val="both"/>
+        <w:rPr>
+          <w:rFonts w:ascii="Times New Roman" w:hAnsi="Times New Roman" w:cs="Times New Roman"/>
+          <w:sz w:val="28"/>
+          <w:szCs w:val="28"/>
+        </w:rPr>
+      </w:pPr>
+      <w:r>
+        <w:rPr>
+          <w:rFonts w:ascii="Times New Roman" w:eastAsia="Times New Roman" w:hAnsi="Times New Roman" w:cs="Times New Roman"/>
+          <w:sz w:val="28"/>
+          <w:szCs w:val="28"/>
         </w:rPr>
         <w:t>3.  Viết kịch bản cha mẹ giải thích cho con hiểu về tiền bạc và tiết kiệm.</w:t>
       </w:r>
     </w:p>
     <w:p>
       <w:pPr>
-        <w:spacing/>
-        <w:ind w:left="620" w:hanging="360"/>
-        <w:rPr>
-          <w:rFonts w:ascii="Times New Roman" w:hAnsi="Times New Roman" w:cs="Times New Roman"/>
-          <w:sz w:val="28"/>
-          <w:szCs w:val="28"/>
-        </w:rPr>
-      </w:pPr>
-      <w:r>
-        <w:rPr>
-          <w:rFonts w:ascii="Times New Roman" w:hAnsi="Times New Roman" w:eastAsia="Times New Roman"/>
-          <w:sz w:val="28"/>
+        <w:spacing w:before="120" w:after="120" w:line="240" w:lineRule="auto"/>
+        <w:ind w:left="620" w:hanging="360"/>
+        <w:jc w:val="both"/>
+        <w:rPr>
+          <w:rFonts w:ascii="Times New Roman" w:hAnsi="Times New Roman" w:cs="Times New Roman"/>
+          <w:sz w:val="28"/>
+          <w:szCs w:val="28"/>
+        </w:rPr>
+      </w:pPr>
+      <w:r>
+        <w:rPr>
+          <w:rFonts w:ascii="Times New Roman" w:eastAsia="Times New Roman" w:hAnsi="Times New Roman" w:cs="Times New Roman"/>
+          <w:sz w:val="28"/>
+          <w:szCs w:val="28"/>
         </w:rPr>
         <w:t>4.  Hãy viết bài blog chia sẻ cách cân bằng giữa việc học và chơi của trẻ.</w:t>
       </w:r>
     </w:p>
     <w:p>
       <w:pPr>
-        <w:spacing/>
-        <w:ind w:left="620" w:hanging="360"/>
-        <w:rPr>
-          <w:rFonts w:ascii="Times New Roman" w:hAnsi="Times New Roman" w:cs="Times New Roman"/>
-          <w:sz w:val="28"/>
-          <w:szCs w:val="28"/>
-        </w:rPr>
-      </w:pPr>
-      <w:r>
-        <w:rPr>
-          <w:rFonts w:ascii="Times New Roman" w:hAnsi="Times New Roman" w:eastAsia="Times New Roman"/>
-          <w:sz w:val="28"/>
+        <w:spacing w:before="120" w:after="120" w:line="240" w:lineRule="auto"/>
+        <w:ind w:left="620" w:hanging="360"/>
+        <w:jc w:val="both"/>
+        <w:rPr>
+          <w:rFonts w:ascii="Times New Roman" w:hAnsi="Times New Roman" w:cs="Times New Roman"/>
+          <w:sz w:val="28"/>
+          <w:szCs w:val="28"/>
+        </w:rPr>
+      </w:pPr>
+      <w:r>
+        <w:rPr>
+          <w:rFonts w:ascii="Times New Roman" w:eastAsia="Times New Roman" w:hAnsi="Times New Roman" w:cs="Times New Roman"/>
+          <w:sz w:val="28"/>
+          <w:szCs w:val="28"/>
         </w:rPr>
         <w:t>5.  Soạn kế hoạch dạy con đọc sách 30 phút mỗi ngày.</w:t>
       </w:r>
     </w:p>
     <w:p>
       <w:pPr>
-        <w:spacing/>
-        <w:ind w:left="620" w:hanging="360"/>
-        <w:rPr>
-          <w:rFonts w:ascii="Times New Roman" w:hAnsi="Times New Roman" w:cs="Times New Roman"/>
-          <w:sz w:val="28"/>
-          <w:szCs w:val="28"/>
-        </w:rPr>
-      </w:pPr>
-      <w:r>
-        <w:rPr>
-          <w:rFonts w:ascii="Times New Roman" w:hAnsi="Times New Roman" w:eastAsia="Times New Roman"/>
-          <w:sz w:val="28"/>
+        <w:spacing w:before="120" w:after="120" w:line="240" w:lineRule="auto"/>
+        <w:ind w:left="620" w:hanging="360"/>
+        <w:jc w:val="both"/>
+        <w:rPr>
+          <w:rFonts w:ascii="Times New Roman" w:hAnsi="Times New Roman" w:cs="Times New Roman"/>
+          <w:sz w:val="28"/>
+          <w:szCs w:val="28"/>
+        </w:rPr>
+      </w:pPr>
+      <w:r>
+        <w:rPr>
+          <w:rFonts w:ascii="Times New Roman" w:eastAsia="Times New Roman" w:hAnsi="Times New Roman" w:cs="Times New Roman"/>
+          <w:sz w:val="28"/>
+          <w:szCs w:val="28"/>
         </w:rPr>
         <w:t>6.  Viết kịch bản trò chuyện khi con hỏi “Tại sao con phải học?”.</w:t>
       </w:r>
     </w:p>
     <w:p>
       <w:pPr>
-        <w:spacing/>
-        <w:ind w:left="620" w:hanging="360"/>
-        <w:rPr>
-          <w:rFonts w:ascii="Times New Roman" w:hAnsi="Times New Roman" w:cs="Times New Roman"/>
-          <w:sz w:val="28"/>
-          <w:szCs w:val="28"/>
-        </w:rPr>
-      </w:pPr>
-      <w:r>
-        <w:rPr>
-          <w:rFonts w:ascii="Times New Roman" w:hAnsi="Times New Roman" w:eastAsia="Times New Roman"/>
-          <w:sz w:val="28"/>
+        <w:spacing w:before="120" w:after="120" w:line="240" w:lineRule="auto"/>
+        <w:ind w:left="620" w:hanging="360"/>
+        <w:jc w:val="both"/>
+        <w:rPr>
+          <w:rFonts w:ascii="Times New Roman" w:hAnsi="Times New Roman" w:cs="Times New Roman"/>
+          <w:sz w:val="28"/>
+          <w:szCs w:val="28"/>
+        </w:rPr>
+      </w:pPr>
+      <w:r>
+        <w:rPr>
+          <w:rFonts w:ascii="Times New Roman" w:eastAsia="Times New Roman" w:hAnsi="Times New Roman" w:cs="Times New Roman"/>
+          <w:sz w:val="28"/>
+          <w:szCs w:val="28"/>
         </w:rPr>
         <w:t>7.  Hãy viết danh sách 10 hoạt động cuối tuần giúp cha mẹ dạy con sáng tạo.</w:t>
       </w:r>
     </w:p>
     <w:p>
       <w:pPr>
-        <w:spacing/>
-        <w:ind w:left="620" w:hanging="360"/>
-        <w:rPr>
-          <w:rFonts w:ascii="Times New Roman" w:hAnsi="Times New Roman" w:cs="Times New Roman"/>
-          <w:sz w:val="28"/>
-          <w:szCs w:val="28"/>
-        </w:rPr>
-      </w:pPr>
-      <w:r>
-        <w:rPr>
-          <w:rFonts w:ascii="Times New Roman" w:hAnsi="Times New Roman" w:eastAsia="Times New Roman"/>
-          <w:sz w:val="28"/>
+        <w:spacing w:before="120" w:after="120" w:line="240" w:lineRule="auto"/>
+        <w:ind w:left="620" w:hanging="360"/>
+        <w:jc w:val="both"/>
+        <w:rPr>
+          <w:rFonts w:ascii="Times New Roman" w:hAnsi="Times New Roman" w:cs="Times New Roman"/>
+          <w:sz w:val="28"/>
+          <w:szCs w:val="28"/>
+        </w:rPr>
+      </w:pPr>
+      <w:r>
+        <w:rPr>
+          <w:rFonts w:ascii="Times New Roman" w:eastAsia="Times New Roman" w:hAnsi="Times New Roman" w:cs="Times New Roman"/>
+          <w:sz w:val="28"/>
+          <w:szCs w:val="28"/>
         </w:rPr>
         <w:t>8.  Soạn kế hoạch nuôi dạy con tự tin và biết tự chịu trách nhiệm.</w:t>
       </w:r>
     </w:p>
     <w:p>
       <w:pPr>
-        <w:spacing/>
-        <w:ind w:left="620" w:hanging="360"/>
-        <w:rPr>
-          <w:rFonts w:ascii="Times New Roman" w:hAnsi="Times New Roman" w:cs="Times New Roman"/>
-          <w:sz w:val="28"/>
-          <w:szCs w:val="28"/>
-        </w:rPr>
-      </w:pPr>
-      <w:r>
-        <w:rPr>
-          <w:rFonts w:ascii="Times New Roman" w:hAnsi="Times New Roman" w:eastAsia="Times New Roman"/>
-          <w:sz w:val="28"/>
+        <w:spacing w:before="120" w:after="120" w:line="240" w:lineRule="auto"/>
+        <w:ind w:left="620" w:hanging="360"/>
+        <w:jc w:val="both"/>
+        <w:rPr>
+          <w:rFonts w:ascii="Times New Roman" w:hAnsi="Times New Roman" w:cs="Times New Roman"/>
+          <w:sz w:val="28"/>
+          <w:szCs w:val="28"/>
+        </w:rPr>
+      </w:pPr>
+      <w:r>
+        <w:rPr>
+          <w:rFonts w:ascii="Times New Roman" w:eastAsia="Times New Roman" w:hAnsi="Times New Roman" w:cs="Times New Roman"/>
+          <w:sz w:val="28"/>
+          <w:szCs w:val="28"/>
         </w:rPr>
         <w:t>9.  Viết hướng dẫn xử lý khi con nghiện điện thoại/mạng xã hội.</w:t>
       </w:r>
     </w:p>
     <w:p>
       <w:pPr>
-        <w:spacing/>
-        <w:ind w:left="620" w:hanging="360"/>
-        <w:rPr>
-          <w:rFonts w:ascii="Times New Roman" w:hAnsi="Times New Roman" w:cs="Times New Roman"/>
-          <w:sz w:val="28"/>
-          <w:szCs w:val="28"/>
-        </w:rPr>
-      </w:pPr>
-      <w:r>
-        <w:rPr>
-          <w:rFonts w:ascii="Times New Roman" w:hAnsi="Times New Roman" w:eastAsia="Times New Roman"/>
-          <w:sz w:val="28"/>
+        <w:spacing w:before="120" w:after="120" w:line="240" w:lineRule="auto"/>
+        <w:ind w:left="620" w:hanging="360"/>
+        <w:jc w:val="both"/>
+        <w:rPr>
+          <w:rFonts w:ascii="Times New Roman" w:hAnsi="Times New Roman" w:cs="Times New Roman"/>
+          <w:sz w:val="28"/>
+          <w:szCs w:val="28"/>
+        </w:rPr>
+      </w:pPr>
+      <w:r>
+        <w:rPr>
+          <w:rFonts w:ascii="Times New Roman" w:eastAsia="Times New Roman" w:hAnsi="Times New Roman" w:cs="Times New Roman"/>
+          <w:sz w:val="28"/>
+          <w:szCs w:val="28"/>
         </w:rPr>
         <w:t>10.Hãy viết kịch bản cổ vũ con khi con thất bại trong học tập.</w:t>
       </w:r>
     </w:p>
     <w:p>
       <w:pPr>
-        <w:keepNext w:val="0"/>
-        <w:keepLines w:val="0"/>
-        <w:spacing/>
+        <w:spacing w:before="120" w:after="120" w:line="240" w:lineRule="auto"/>
+        <w:jc w:val="both"/>
         <w:rPr>
           <w:rFonts w:ascii="Times New Roman" w:hAnsi="Times New Roman" w:cs="Times New Roman"/>
           <w:b/>
@@ -675,198 +749,218 @@
       </w:pPr>
       <w:r>
         <w:rPr>
-          <w:rFonts w:ascii="Times New Roman" w:hAnsi="Times New Roman" w:eastAsia="Times New Roman"/>
+          <w:rFonts w:ascii="Times New Roman" w:eastAsia="Times New Roman" w:hAnsi="Times New Roman" w:cs="Times New Roman"/>
           <w:b/>
           <w:sz w:val="28"/>
+          <w:szCs w:val="28"/>
         </w:rPr>
         <w:t>3. Sức khỏe &amp; thể chất (10 prompt)</w:t>
       </w:r>
     </w:p>
     <w:p>
       <w:pPr>
-        <w:spacing/>
-        <w:ind w:left="620" w:hanging="360"/>
-        <w:rPr>
-          <w:rFonts w:ascii="Times New Roman" w:hAnsi="Times New Roman" w:cs="Times New Roman"/>
-          <w:sz w:val="28"/>
-          <w:szCs w:val="28"/>
-        </w:rPr>
-      </w:pPr>
-      <w:r>
-        <w:rPr>
-          <w:rFonts w:ascii="Times New Roman" w:hAnsi="Times New Roman" w:eastAsia="Times New Roman"/>
-          <w:sz w:val="28"/>
+        <w:spacing w:before="120" w:after="120" w:line="240" w:lineRule="auto"/>
+        <w:ind w:left="620" w:hanging="360"/>
+        <w:jc w:val="both"/>
+        <w:rPr>
+          <w:rFonts w:ascii="Times New Roman" w:hAnsi="Times New Roman" w:cs="Times New Roman"/>
+          <w:sz w:val="28"/>
+          <w:szCs w:val="28"/>
+        </w:rPr>
+      </w:pPr>
+      <w:r>
+        <w:rPr>
+          <w:rFonts w:ascii="Times New Roman" w:eastAsia="Times New Roman" w:hAnsi="Times New Roman" w:cs="Times New Roman"/>
+          <w:sz w:val="28"/>
+          <w:szCs w:val="28"/>
         </w:rPr>
         <w:t>1.  Hãy viết kế hoạch ăn uống 7 ngày để một nhân viên văn phòng có sức khỏe bền vững.</w:t>
       </w:r>
     </w:p>
     <w:p>
       <w:pPr>
-        <w:spacing/>
-        <w:ind w:left="620" w:hanging="360"/>
-        <w:rPr>
-          <w:rFonts w:ascii="Times New Roman" w:hAnsi="Times New Roman" w:cs="Times New Roman"/>
-          <w:sz w:val="28"/>
-          <w:szCs w:val="28"/>
-        </w:rPr>
-      </w:pPr>
-      <w:r>
-        <w:rPr>
-          <w:rFonts w:ascii="Times New Roman" w:hAnsi="Times New Roman" w:eastAsia="Times New Roman"/>
-          <w:sz w:val="28"/>
+        <w:spacing w:before="120" w:after="120" w:line="240" w:lineRule="auto"/>
+        <w:ind w:left="620" w:hanging="360"/>
+        <w:jc w:val="both"/>
+        <w:rPr>
+          <w:rFonts w:ascii="Times New Roman" w:hAnsi="Times New Roman" w:cs="Times New Roman"/>
+          <w:sz w:val="28"/>
+          <w:szCs w:val="28"/>
+        </w:rPr>
+      </w:pPr>
+      <w:r>
+        <w:rPr>
+          <w:rFonts w:ascii="Times New Roman" w:eastAsia="Times New Roman" w:hAnsi="Times New Roman" w:cs="Times New Roman"/>
+          <w:sz w:val="28"/>
+          <w:szCs w:val="28"/>
         </w:rPr>
         <w:t>2.  Soạn chương trình tập luyện 20 phút/ngày không cần dụng cụ cho người bận rộn.</w:t>
       </w:r>
     </w:p>
     <w:p>
       <w:pPr>
-        <w:spacing/>
-        <w:ind w:left="620" w:hanging="360"/>
-        <w:rPr>
-          <w:rFonts w:ascii="Times New Roman" w:hAnsi="Times New Roman" w:cs="Times New Roman"/>
-          <w:sz w:val="28"/>
-          <w:szCs w:val="28"/>
-        </w:rPr>
-      </w:pPr>
-      <w:r>
-        <w:rPr>
-          <w:rFonts w:ascii="Times New Roman" w:hAnsi="Times New Roman" w:eastAsia="Times New Roman"/>
-          <w:sz w:val="28"/>
+        <w:spacing w:before="120" w:after="120" w:line="240" w:lineRule="auto"/>
+        <w:ind w:left="620" w:hanging="360"/>
+        <w:jc w:val="both"/>
+        <w:rPr>
+          <w:rFonts w:ascii="Times New Roman" w:hAnsi="Times New Roman" w:cs="Times New Roman"/>
+          <w:sz w:val="28"/>
+          <w:szCs w:val="28"/>
+        </w:rPr>
+      </w:pPr>
+      <w:r>
+        <w:rPr>
+          <w:rFonts w:ascii="Times New Roman" w:eastAsia="Times New Roman" w:hAnsi="Times New Roman" w:cs="Times New Roman"/>
+          <w:sz w:val="28"/>
+          <w:szCs w:val="28"/>
         </w:rPr>
         <w:t>3.  Viết hướng dẫn detox cơ thể 7 ngày bằng chế độ ăn lành mạnh.</w:t>
       </w:r>
     </w:p>
     <w:p>
       <w:pPr>
-        <w:spacing/>
-        <w:ind w:left="620" w:hanging="360"/>
-        <w:rPr>
-          <w:rFonts w:ascii="Times New Roman" w:hAnsi="Times New Roman" w:cs="Times New Roman"/>
-          <w:sz w:val="28"/>
-          <w:szCs w:val="28"/>
-        </w:rPr>
-      </w:pPr>
-      <w:r>
-        <w:rPr>
-          <w:rFonts w:ascii="Times New Roman" w:hAnsi="Times New Roman" w:eastAsia="Times New Roman"/>
-          <w:sz w:val="28"/>
+        <w:spacing w:before="120" w:after="120" w:line="240" w:lineRule="auto"/>
+        <w:ind w:left="620" w:hanging="360"/>
+        <w:jc w:val="both"/>
+        <w:rPr>
+          <w:rFonts w:ascii="Times New Roman" w:hAnsi="Times New Roman" w:cs="Times New Roman"/>
+          <w:sz w:val="28"/>
+          <w:szCs w:val="28"/>
+        </w:rPr>
+      </w:pPr>
+      <w:r>
+        <w:rPr>
+          <w:rFonts w:ascii="Times New Roman" w:eastAsia="Times New Roman" w:hAnsi="Times New Roman" w:cs="Times New Roman"/>
+          <w:sz w:val="28"/>
+          <w:szCs w:val="28"/>
         </w:rPr>
         <w:t>4.  Hãy viết bài blog chia sẻ 10 thói quen nhỏ giúp tăng cường sức khỏe lâu dài.</w:t>
       </w:r>
     </w:p>
     <w:p>
       <w:pPr>
-        <w:spacing/>
-        <w:ind w:left="620" w:hanging="360"/>
-        <w:rPr>
-          <w:rFonts w:ascii="Times New Roman" w:hAnsi="Times New Roman" w:cs="Times New Roman"/>
-          <w:sz w:val="28"/>
-          <w:szCs w:val="28"/>
-        </w:rPr>
-      </w:pPr>
-      <w:r>
-        <w:rPr>
-          <w:rFonts w:ascii="Times New Roman" w:hAnsi="Times New Roman" w:eastAsia="Times New Roman"/>
-          <w:sz w:val="28"/>
+        <w:spacing w:before="120" w:after="120" w:line="240" w:lineRule="auto"/>
+        <w:ind w:left="620" w:hanging="360"/>
+        <w:jc w:val="both"/>
+        <w:rPr>
+          <w:rFonts w:ascii="Times New Roman" w:hAnsi="Times New Roman" w:cs="Times New Roman"/>
+          <w:sz w:val="28"/>
+          <w:szCs w:val="28"/>
+        </w:rPr>
+      </w:pPr>
+      <w:r>
+        <w:rPr>
+          <w:rFonts w:ascii="Times New Roman" w:eastAsia="Times New Roman" w:hAnsi="Times New Roman" w:cs="Times New Roman"/>
+          <w:sz w:val="28"/>
+          <w:szCs w:val="28"/>
         </w:rPr>
         <w:t>5.  Soạn lộ trình 30 ngày để giảm 5kg an toàn và khoa học.</w:t>
       </w:r>
     </w:p>
     <w:p>
       <w:pPr>
-        <w:spacing/>
-        <w:ind w:left="620" w:hanging="360"/>
-        <w:rPr>
-          <w:rFonts w:ascii="Times New Roman" w:hAnsi="Times New Roman" w:cs="Times New Roman"/>
-          <w:sz w:val="28"/>
-          <w:szCs w:val="28"/>
-        </w:rPr>
-      </w:pPr>
-      <w:r>
-        <w:rPr>
-          <w:rFonts w:ascii="Times New Roman" w:hAnsi="Times New Roman" w:eastAsia="Times New Roman"/>
-          <w:sz w:val="28"/>
+        <w:spacing w:before="120" w:after="120" w:line="240" w:lineRule="auto"/>
+        <w:ind w:left="620" w:hanging="360"/>
+        <w:jc w:val="both"/>
+        <w:rPr>
+          <w:rFonts w:ascii="Times New Roman" w:hAnsi="Times New Roman" w:cs="Times New Roman"/>
+          <w:sz w:val="28"/>
+          <w:szCs w:val="28"/>
+        </w:rPr>
+      </w:pPr>
+      <w:r>
+        <w:rPr>
+          <w:rFonts w:ascii="Times New Roman" w:eastAsia="Times New Roman" w:hAnsi="Times New Roman" w:cs="Times New Roman"/>
+          <w:sz w:val="28"/>
+          <w:szCs w:val="28"/>
         </w:rPr>
         <w:t>6.  Viết kịch bản podcast 10 phút về “ngủ ngon để sống khỏe”.</w:t>
       </w:r>
     </w:p>
     <w:p>
       <w:pPr>
-        <w:spacing/>
-        <w:ind w:left="620" w:hanging="360"/>
-        <w:rPr>
-          <w:rFonts w:ascii="Times New Roman" w:hAnsi="Times New Roman" w:cs="Times New Roman"/>
-          <w:sz w:val="28"/>
-          <w:szCs w:val="28"/>
-        </w:rPr>
-      </w:pPr>
-      <w:r>
-        <w:rPr>
-          <w:rFonts w:ascii="Times New Roman" w:hAnsi="Times New Roman" w:eastAsia="Times New Roman"/>
-          <w:sz w:val="28"/>
+        <w:spacing w:before="120" w:after="120" w:line="240" w:lineRule="auto"/>
+        <w:ind w:left="620" w:hanging="360"/>
+        <w:jc w:val="both"/>
+        <w:rPr>
+          <w:rFonts w:ascii="Times New Roman" w:hAnsi="Times New Roman" w:cs="Times New Roman"/>
+          <w:sz w:val="28"/>
+          <w:szCs w:val="28"/>
+        </w:rPr>
+      </w:pPr>
+      <w:r>
+        <w:rPr>
+          <w:rFonts w:ascii="Times New Roman" w:eastAsia="Times New Roman" w:hAnsi="Times New Roman" w:cs="Times New Roman"/>
+          <w:sz w:val="28"/>
+          <w:szCs w:val="28"/>
         </w:rPr>
         <w:t>7.  Hãy viết kế hoạch duy trì sức khỏe cho người trên 40 tuổi.</w:t>
       </w:r>
     </w:p>
     <w:p>
       <w:pPr>
-        <w:spacing/>
-        <w:ind w:left="620" w:hanging="360"/>
-        <w:rPr>
-          <w:rFonts w:ascii="Times New Roman" w:hAnsi="Times New Roman" w:cs="Times New Roman"/>
-          <w:sz w:val="28"/>
-          <w:szCs w:val="28"/>
-        </w:rPr>
-      </w:pPr>
-      <w:r>
-        <w:rPr>
-          <w:rFonts w:ascii="Times New Roman" w:hAnsi="Times New Roman" w:eastAsia="Times New Roman"/>
-          <w:sz w:val="28"/>
+        <w:spacing w:before="120" w:after="120" w:line="240" w:lineRule="auto"/>
+        <w:ind w:left="620" w:hanging="360"/>
+        <w:jc w:val="both"/>
+        <w:rPr>
+          <w:rFonts w:ascii="Times New Roman" w:hAnsi="Times New Roman" w:cs="Times New Roman"/>
+          <w:sz w:val="28"/>
+          <w:szCs w:val="28"/>
+        </w:rPr>
+      </w:pPr>
+      <w:r>
+        <w:rPr>
+          <w:rFonts w:ascii="Times New Roman" w:eastAsia="Times New Roman" w:hAnsi="Times New Roman" w:cs="Times New Roman"/>
+          <w:sz w:val="28"/>
+          <w:szCs w:val="28"/>
         </w:rPr>
         <w:t>8.  Soạn checklist 20 cách giảm stress tức thì tại nơi làm việc.</w:t>
       </w:r>
     </w:p>
     <w:p>
       <w:pPr>
-        <w:spacing/>
-        <w:ind w:left="620" w:hanging="360"/>
-        <w:rPr>
-          <w:rFonts w:ascii="Times New Roman" w:hAnsi="Times New Roman" w:cs="Times New Roman"/>
-          <w:sz w:val="28"/>
-          <w:szCs w:val="28"/>
-        </w:rPr>
-      </w:pPr>
-      <w:r>
-        <w:rPr>
-          <w:rFonts w:ascii="Times New Roman" w:hAnsi="Times New Roman" w:eastAsia="Times New Roman"/>
-          <w:sz w:val="28"/>
+        <w:spacing w:before="120" w:after="120" w:line="240" w:lineRule="auto"/>
+        <w:ind w:left="620" w:hanging="360"/>
+        <w:jc w:val="both"/>
+        <w:rPr>
+          <w:rFonts w:ascii="Times New Roman" w:hAnsi="Times New Roman" w:cs="Times New Roman"/>
+          <w:sz w:val="28"/>
+          <w:szCs w:val="28"/>
+        </w:rPr>
+      </w:pPr>
+      <w:r>
+        <w:rPr>
+          <w:rFonts w:ascii="Times New Roman" w:eastAsia="Times New Roman" w:hAnsi="Times New Roman" w:cs="Times New Roman"/>
+          <w:sz w:val="28"/>
+          <w:szCs w:val="28"/>
         </w:rPr>
         <w:t>9.  Viết hướng dẫn 5 bài tập yoga cơ bản để thư giãn sau giờ làm.</w:t>
       </w:r>
     </w:p>
     <w:p>
       <w:pPr>
-        <w:spacing/>
-        <w:ind w:left="620" w:hanging="360"/>
-        <w:rPr>
-          <w:rFonts w:ascii="Times New Roman" w:hAnsi="Times New Roman" w:cs="Times New Roman"/>
-          <w:sz w:val="28"/>
-          <w:szCs w:val="28"/>
-        </w:rPr>
-      </w:pPr>
-      <w:r>
-        <w:rPr>
-          <w:rFonts w:ascii="Times New Roman" w:hAnsi="Times New Roman" w:eastAsia="Times New Roman"/>
-          <w:sz w:val="28"/>
+        <w:spacing w:before="120" w:after="120" w:line="240" w:lineRule="auto"/>
+        <w:ind w:left="620" w:hanging="360"/>
+        <w:jc w:val="both"/>
+        <w:rPr>
+          <w:rFonts w:ascii="Times New Roman" w:hAnsi="Times New Roman" w:cs="Times New Roman"/>
+          <w:sz w:val="28"/>
+          <w:szCs w:val="28"/>
+        </w:rPr>
+      </w:pPr>
+      <w:r>
+        <w:rPr>
+          <w:rFonts w:ascii="Times New Roman" w:eastAsia="Times New Roman" w:hAnsi="Times New Roman" w:cs="Times New Roman"/>
+          <w:sz w:val="28"/>
+          <w:szCs w:val="28"/>
         </w:rPr>
         <w:t>10.Hãy viết kế hoạch ăn uống cho người muốn tăng cơ – giảm mỡ.</w:t>
       </w:r>
     </w:p>
     <w:p>
       <w:pPr>
-        <w:keepNext w:val="0"/>
-        <w:keepLines w:val="0"/>
-        <w:spacing/>
+        <w:spacing w:before="120" w:after="120" w:line="240" w:lineRule="auto"/>
+        <w:jc w:val="both"/>
         <w:rPr>
           <w:rFonts w:ascii="Times New Roman" w:hAnsi="Times New Roman" w:cs="Times New Roman"/>
           <w:b/>
@@ -877,198 +971,219 @@
       </w:pPr>
       <w:r>
         <w:rPr>
-          <w:rFonts w:ascii="Times New Roman" w:hAnsi="Times New Roman" w:eastAsia="Times New Roman"/>
+          <w:rFonts w:ascii="Times New Roman" w:eastAsia="Times New Roman" w:hAnsi="Times New Roman" w:cs="Times New Roman"/>
           <w:b/>
           <w:sz w:val="28"/>
+          <w:szCs w:val="28"/>
         </w:rPr>
         <w:t>4. Sức khỏe tinh thần &amp; mindfulness (10 prompt)</w:t>
       </w:r>
     </w:p>
     <w:p>
       <w:pPr>
-        <w:spacing/>
-        <w:ind w:left="620" w:hanging="360"/>
-        <w:rPr>
-          <w:rFonts w:ascii="Times New Roman" w:hAnsi="Times New Roman" w:cs="Times New Roman"/>
-          <w:sz w:val="28"/>
-          <w:szCs w:val="28"/>
-        </w:rPr>
-      </w:pPr>
-      <w:r>
-        <w:rPr>
-          <w:rFonts w:ascii="Times New Roman" w:hAnsi="Times New Roman" w:eastAsia="Times New Roman"/>
-          <w:sz w:val="28"/>
+        <w:spacing w:before="120" w:after="120" w:line="240" w:lineRule="auto"/>
+        <w:ind w:left="620" w:hanging="360"/>
+        <w:jc w:val="both"/>
+        <w:rPr>
+          <w:rFonts w:ascii="Times New Roman" w:hAnsi="Times New Roman" w:cs="Times New Roman"/>
+          <w:sz w:val="28"/>
+          <w:szCs w:val="28"/>
+        </w:rPr>
+      </w:pPr>
+      <w:r>
+        <w:rPr>
+          <w:rFonts w:ascii="Times New Roman" w:eastAsia="Times New Roman" w:hAnsi="Times New Roman" w:cs="Times New Roman"/>
+          <w:sz w:val="28"/>
+          <w:szCs w:val="28"/>
         </w:rPr>
         <w:t>1.  Hãy viết kế hoạch 21 ngày thực hành thiền cho người mới bắt đầu.</w:t>
       </w:r>
     </w:p>
     <w:p>
       <w:pPr>
-        <w:spacing/>
-        <w:ind w:left="620" w:hanging="360"/>
-        <w:rPr>
-          <w:rFonts w:ascii="Times New Roman" w:hAnsi="Times New Roman" w:cs="Times New Roman"/>
-          <w:sz w:val="28"/>
-          <w:szCs w:val="28"/>
-        </w:rPr>
-      </w:pPr>
-      <w:r>
-        <w:rPr>
-          <w:rFonts w:ascii="Times New Roman" w:hAnsi="Times New Roman" w:eastAsia="Times New Roman"/>
-          <w:sz w:val="28"/>
+        <w:spacing w:before="120" w:after="120" w:line="240" w:lineRule="auto"/>
+        <w:ind w:left="620" w:hanging="360"/>
+        <w:jc w:val="both"/>
+        <w:rPr>
+          <w:rFonts w:ascii="Times New Roman" w:hAnsi="Times New Roman" w:cs="Times New Roman"/>
+          <w:sz w:val="28"/>
+          <w:szCs w:val="28"/>
+        </w:rPr>
+      </w:pPr>
+      <w:r>
+        <w:rPr>
+          <w:rFonts w:ascii="Times New Roman" w:eastAsia="Times New Roman" w:hAnsi="Times New Roman" w:cs="Times New Roman"/>
+          <w:sz w:val="28"/>
+          <w:szCs w:val="28"/>
         </w:rPr>
         <w:t>2.  Soạn bài viết chia sẻ 10 cách quản lý lo âu trong cuộc sống hiện đại.</w:t>
       </w:r>
     </w:p>
     <w:p>
       <w:pPr>
-        <w:spacing/>
-        <w:ind w:left="620" w:hanging="360"/>
-        <w:rPr>
-          <w:rFonts w:ascii="Times New Roman" w:hAnsi="Times New Roman" w:cs="Times New Roman"/>
-          <w:sz w:val="28"/>
-          <w:szCs w:val="28"/>
-        </w:rPr>
-      </w:pPr>
-      <w:r>
-        <w:rPr>
-          <w:rFonts w:ascii="Times New Roman" w:hAnsi="Times New Roman" w:eastAsia="Times New Roman"/>
-          <w:sz w:val="28"/>
+        <w:spacing w:before="120" w:after="120" w:line="240" w:lineRule="auto"/>
+        <w:ind w:left="620" w:hanging="360"/>
+        <w:jc w:val="both"/>
+        <w:rPr>
+          <w:rFonts w:ascii="Times New Roman" w:hAnsi="Times New Roman" w:cs="Times New Roman"/>
+          <w:sz w:val="28"/>
+          <w:szCs w:val="28"/>
+        </w:rPr>
+      </w:pPr>
+      <w:r>
+        <w:rPr>
+          <w:rFonts w:ascii="Times New Roman" w:eastAsia="Times New Roman" w:hAnsi="Times New Roman" w:cs="Times New Roman"/>
+          <w:sz w:val="28"/>
+          <w:szCs w:val="28"/>
         </w:rPr>
         <w:t>3.  Viết hướng dẫn viết nhật ký cảm xúc mỗi tối để chữa lành nội tâm.</w:t>
       </w:r>
     </w:p>
     <w:p>
       <w:pPr>
-        <w:spacing/>
-        <w:ind w:left="620" w:hanging="360"/>
-        <w:rPr>
-          <w:rFonts w:ascii="Times New Roman" w:hAnsi="Times New Roman" w:cs="Times New Roman"/>
-          <w:sz w:val="28"/>
-          <w:szCs w:val="28"/>
-        </w:rPr>
-      </w:pPr>
-      <w:r>
-        <w:rPr>
-          <w:rFonts w:ascii="Times New Roman" w:hAnsi="Times New Roman" w:eastAsia="Times New Roman"/>
-          <w:sz w:val="28"/>
-        </w:rPr>
+        <w:spacing w:before="120" w:after="120" w:line="240" w:lineRule="auto"/>
+        <w:ind w:left="620" w:hanging="360"/>
+        <w:jc w:val="both"/>
+        <w:rPr>
+          <w:rFonts w:ascii="Times New Roman" w:hAnsi="Times New Roman" w:cs="Times New Roman"/>
+          <w:sz w:val="28"/>
+          <w:szCs w:val="28"/>
+        </w:rPr>
+      </w:pPr>
+      <w:r>
+        <w:rPr>
+          <w:rFonts w:ascii="Times New Roman" w:eastAsia="Times New Roman" w:hAnsi="Times New Roman" w:cs="Times New Roman"/>
+          <w:sz w:val="28"/>
+          <w:szCs w:val="28"/>
+        </w:rPr>
+        <w:lastRenderedPageBreak/>
         <w:t>4.  Hãy viết kịch bản podcast 15 phút về “sức mạnh của sự biết ơn”.</w:t>
       </w:r>
     </w:p>
     <w:p>
       <w:pPr>
-        <w:spacing/>
-        <w:ind w:left="620" w:hanging="360"/>
-        <w:rPr>
-          <w:rFonts w:ascii="Times New Roman" w:hAnsi="Times New Roman" w:cs="Times New Roman"/>
-          <w:sz w:val="28"/>
-          <w:szCs w:val="28"/>
-        </w:rPr>
-      </w:pPr>
-      <w:r>
-        <w:rPr>
-          <w:rFonts w:ascii="Times New Roman" w:hAnsi="Times New Roman" w:eastAsia="Times New Roman"/>
-          <w:sz w:val="28"/>
+        <w:spacing w:before="120" w:after="120" w:line="240" w:lineRule="auto"/>
+        <w:ind w:left="620" w:hanging="360"/>
+        <w:jc w:val="both"/>
+        <w:rPr>
+          <w:rFonts w:ascii="Times New Roman" w:hAnsi="Times New Roman" w:cs="Times New Roman"/>
+          <w:sz w:val="28"/>
+          <w:szCs w:val="28"/>
+        </w:rPr>
+      </w:pPr>
+      <w:r>
+        <w:rPr>
+          <w:rFonts w:ascii="Times New Roman" w:eastAsia="Times New Roman" w:hAnsi="Times New Roman" w:cs="Times New Roman"/>
+          <w:sz w:val="28"/>
+          <w:szCs w:val="28"/>
         </w:rPr>
         <w:t>5.  Soạn lộ trình xây dựng thói quen mindfulness cho doanh nhân bận rộn.</w:t>
       </w:r>
     </w:p>
     <w:p>
       <w:pPr>
-        <w:spacing/>
-        <w:ind w:left="620" w:hanging="360"/>
-        <w:rPr>
-          <w:rFonts w:ascii="Times New Roman" w:hAnsi="Times New Roman" w:cs="Times New Roman"/>
-          <w:sz w:val="28"/>
-          <w:szCs w:val="28"/>
-        </w:rPr>
-      </w:pPr>
-      <w:r>
-        <w:rPr>
-          <w:rFonts w:ascii="Times New Roman" w:hAnsi="Times New Roman" w:eastAsia="Times New Roman"/>
-          <w:sz w:val="28"/>
+        <w:spacing w:before="120" w:after="120" w:line="240" w:lineRule="auto"/>
+        <w:ind w:left="620" w:hanging="360"/>
+        <w:jc w:val="both"/>
+        <w:rPr>
+          <w:rFonts w:ascii="Times New Roman" w:hAnsi="Times New Roman" w:cs="Times New Roman"/>
+          <w:sz w:val="28"/>
+          <w:szCs w:val="28"/>
+        </w:rPr>
+      </w:pPr>
+      <w:r>
+        <w:rPr>
+          <w:rFonts w:ascii="Times New Roman" w:eastAsia="Times New Roman" w:hAnsi="Times New Roman" w:cs="Times New Roman"/>
+          <w:sz w:val="28"/>
+          <w:szCs w:val="28"/>
         </w:rPr>
         <w:t>6.  Viết danh sách 20 hoạt động giúp giảm áp lực tâm lý.</w:t>
       </w:r>
     </w:p>
     <w:p>
       <w:pPr>
-        <w:spacing/>
-        <w:ind w:left="620" w:hanging="360"/>
-        <w:rPr>
-          <w:rFonts w:ascii="Times New Roman" w:hAnsi="Times New Roman" w:cs="Times New Roman"/>
-          <w:sz w:val="28"/>
-          <w:szCs w:val="28"/>
-        </w:rPr>
-      </w:pPr>
-      <w:r>
-        <w:rPr>
-          <w:rFonts w:ascii="Times New Roman" w:hAnsi="Times New Roman" w:eastAsia="Times New Roman"/>
-          <w:sz w:val="28"/>
+        <w:spacing w:before="120" w:after="120" w:line="240" w:lineRule="auto"/>
+        <w:ind w:left="620" w:hanging="360"/>
+        <w:jc w:val="both"/>
+        <w:rPr>
+          <w:rFonts w:ascii="Times New Roman" w:hAnsi="Times New Roman" w:cs="Times New Roman"/>
+          <w:sz w:val="28"/>
+          <w:szCs w:val="28"/>
+        </w:rPr>
+      </w:pPr>
+      <w:r>
+        <w:rPr>
+          <w:rFonts w:ascii="Times New Roman" w:eastAsia="Times New Roman" w:hAnsi="Times New Roman" w:cs="Times New Roman"/>
+          <w:sz w:val="28"/>
+          <w:szCs w:val="28"/>
         </w:rPr>
         <w:t>7.  Hãy viết bài blog chia sẻ trải nghiệm “digital detox” 7 ngày.</w:t>
       </w:r>
     </w:p>
     <w:p>
       <w:pPr>
-        <w:spacing/>
-        <w:ind w:left="620" w:hanging="360"/>
-        <w:rPr>
-          <w:rFonts w:ascii="Times New Roman" w:hAnsi="Times New Roman" w:cs="Times New Roman"/>
-          <w:sz w:val="28"/>
-          <w:szCs w:val="28"/>
-        </w:rPr>
-      </w:pPr>
-      <w:r>
-        <w:rPr>
-          <w:rFonts w:ascii="Times New Roman" w:hAnsi="Times New Roman" w:eastAsia="Times New Roman"/>
-          <w:sz w:val="28"/>
+        <w:spacing w:before="120" w:after="120" w:line="240" w:lineRule="auto"/>
+        <w:ind w:left="620" w:hanging="360"/>
+        <w:jc w:val="both"/>
+        <w:rPr>
+          <w:rFonts w:ascii="Times New Roman" w:hAnsi="Times New Roman" w:cs="Times New Roman"/>
+          <w:sz w:val="28"/>
+          <w:szCs w:val="28"/>
+        </w:rPr>
+      </w:pPr>
+      <w:r>
+        <w:rPr>
+          <w:rFonts w:ascii="Times New Roman" w:eastAsia="Times New Roman" w:hAnsi="Times New Roman" w:cs="Times New Roman"/>
+          <w:sz w:val="28"/>
+          <w:szCs w:val="28"/>
         </w:rPr>
         <w:t>8.  Soạn kịch bản workshop “Quản lý cảm xúc trong thời kỳ khủng hoảng”.</w:t>
       </w:r>
     </w:p>
     <w:p>
       <w:pPr>
-        <w:spacing/>
-        <w:ind w:left="620" w:hanging="360"/>
-        <w:rPr>
-          <w:rFonts w:ascii="Times New Roman" w:hAnsi="Times New Roman" w:cs="Times New Roman"/>
-          <w:sz w:val="28"/>
-          <w:szCs w:val="28"/>
-        </w:rPr>
-      </w:pPr>
-      <w:r>
-        <w:rPr>
-          <w:rFonts w:ascii="Times New Roman" w:hAnsi="Times New Roman" w:eastAsia="Times New Roman"/>
-          <w:sz w:val="28"/>
+        <w:spacing w:before="120" w:after="120" w:line="240" w:lineRule="auto"/>
+        <w:ind w:left="620" w:hanging="360"/>
+        <w:jc w:val="both"/>
+        <w:rPr>
+          <w:rFonts w:ascii="Times New Roman" w:hAnsi="Times New Roman" w:cs="Times New Roman"/>
+          <w:sz w:val="28"/>
+          <w:szCs w:val="28"/>
+        </w:rPr>
+      </w:pPr>
+      <w:r>
+        <w:rPr>
+          <w:rFonts w:ascii="Times New Roman" w:eastAsia="Times New Roman" w:hAnsi="Times New Roman" w:cs="Times New Roman"/>
+          <w:sz w:val="28"/>
+          <w:szCs w:val="28"/>
         </w:rPr>
         <w:t>9.  Viết hướng dẫn 10 bước thực hành lòng trắc ẩn với chính mình.</w:t>
       </w:r>
     </w:p>
     <w:p>
       <w:pPr>
-        <w:spacing/>
-        <w:ind w:left="620" w:hanging="360"/>
-        <w:rPr>
-          <w:rFonts w:ascii="Times New Roman" w:hAnsi="Times New Roman" w:cs="Times New Roman"/>
-          <w:sz w:val="28"/>
-          <w:szCs w:val="28"/>
-        </w:rPr>
-      </w:pPr>
-      <w:r>
-        <w:rPr>
-          <w:rFonts w:ascii="Times New Roman" w:hAnsi="Times New Roman" w:eastAsia="Times New Roman"/>
-          <w:sz w:val="28"/>
+        <w:spacing w:before="120" w:after="120" w:line="240" w:lineRule="auto"/>
+        <w:ind w:left="620" w:hanging="360"/>
+        <w:jc w:val="both"/>
+        <w:rPr>
+          <w:rFonts w:ascii="Times New Roman" w:hAnsi="Times New Roman" w:cs="Times New Roman"/>
+          <w:sz w:val="28"/>
+          <w:szCs w:val="28"/>
+        </w:rPr>
+      </w:pPr>
+      <w:r>
+        <w:rPr>
+          <w:rFonts w:ascii="Times New Roman" w:eastAsia="Times New Roman" w:hAnsi="Times New Roman" w:cs="Times New Roman"/>
+          <w:sz w:val="28"/>
+          <w:szCs w:val="28"/>
         </w:rPr>
         <w:t>10.Hãy viết kế hoạch 30 ngày để tăng chỉ số hạnh phúc cá nhân.</w:t>
       </w:r>
     </w:p>
     <w:p>
       <w:pPr>
-        <w:keepNext w:val="0"/>
-        <w:keepLines w:val="0"/>
-        <w:spacing/>
+        <w:spacing w:before="120" w:after="120" w:line="240" w:lineRule="auto"/>
+        <w:jc w:val="both"/>
         <w:rPr>
           <w:rFonts w:ascii="Times New Roman" w:hAnsi="Times New Roman" w:cs="Times New Roman"/>
           <w:b/>
@@ -1079,198 +1194,218 @@
       </w:pPr>
       <w:r>
         <w:rPr>
-          <w:rFonts w:ascii="Times New Roman" w:hAnsi="Times New Roman" w:eastAsia="Times New Roman"/>
+          <w:rFonts w:ascii="Times New Roman" w:eastAsia="Times New Roman" w:hAnsi="Times New Roman" w:cs="Times New Roman"/>
           <w:b/>
           <w:sz w:val="28"/>
+          <w:szCs w:val="28"/>
         </w:rPr>
         <w:t>5. Quan hệ &amp; giao tiếp xã hội (10 prompt)</w:t>
       </w:r>
     </w:p>
     <w:p>
       <w:pPr>
-        <w:spacing/>
-        <w:ind w:left="620" w:hanging="360"/>
-        <w:rPr>
-          <w:rFonts w:ascii="Times New Roman" w:hAnsi="Times New Roman" w:cs="Times New Roman"/>
-          <w:sz w:val="28"/>
-          <w:szCs w:val="28"/>
-        </w:rPr>
-      </w:pPr>
-      <w:r>
-        <w:rPr>
-          <w:rFonts w:ascii="Times New Roman" w:hAnsi="Times New Roman" w:eastAsia="Times New Roman"/>
-          <w:sz w:val="28"/>
+        <w:spacing w:before="120" w:after="120" w:line="240" w:lineRule="auto"/>
+        <w:ind w:left="620" w:hanging="360"/>
+        <w:jc w:val="both"/>
+        <w:rPr>
+          <w:rFonts w:ascii="Times New Roman" w:hAnsi="Times New Roman" w:cs="Times New Roman"/>
+          <w:sz w:val="28"/>
+          <w:szCs w:val="28"/>
+        </w:rPr>
+      </w:pPr>
+      <w:r>
+        <w:rPr>
+          <w:rFonts w:ascii="Times New Roman" w:eastAsia="Times New Roman" w:hAnsi="Times New Roman" w:cs="Times New Roman"/>
+          <w:sz w:val="28"/>
+          <w:szCs w:val="28"/>
         </w:rPr>
         <w:t>1.  Hãy viết hướng dẫn xây dựng tình bạn chất lượng và bền vững.</w:t>
       </w:r>
     </w:p>
     <w:p>
       <w:pPr>
-        <w:spacing/>
-        <w:ind w:left="620" w:hanging="360"/>
-        <w:rPr>
-          <w:rFonts w:ascii="Times New Roman" w:hAnsi="Times New Roman" w:cs="Times New Roman"/>
-          <w:sz w:val="28"/>
-          <w:szCs w:val="28"/>
-        </w:rPr>
-      </w:pPr>
-      <w:r>
-        <w:rPr>
-          <w:rFonts w:ascii="Times New Roman" w:hAnsi="Times New Roman" w:eastAsia="Times New Roman"/>
-          <w:sz w:val="28"/>
+        <w:spacing w:before="120" w:after="120" w:line="240" w:lineRule="auto"/>
+        <w:ind w:left="620" w:hanging="360"/>
+        <w:jc w:val="both"/>
+        <w:rPr>
+          <w:rFonts w:ascii="Times New Roman" w:hAnsi="Times New Roman" w:cs="Times New Roman"/>
+          <w:sz w:val="28"/>
+          <w:szCs w:val="28"/>
+        </w:rPr>
+      </w:pPr>
+      <w:r>
+        <w:rPr>
+          <w:rFonts w:ascii="Times New Roman" w:eastAsia="Times New Roman" w:hAnsi="Times New Roman" w:cs="Times New Roman"/>
+          <w:sz w:val="28"/>
+          <w:szCs w:val="28"/>
         </w:rPr>
         <w:t>2.  Soạn kịch bản tạo ấn tượng tốt ngay lần gặp đầu tiên trong networking.</w:t>
       </w:r>
     </w:p>
     <w:p>
       <w:pPr>
-        <w:spacing/>
-        <w:ind w:left="620" w:hanging="360"/>
-        <w:rPr>
-          <w:rFonts w:ascii="Times New Roman" w:hAnsi="Times New Roman" w:cs="Times New Roman"/>
-          <w:sz w:val="28"/>
-          <w:szCs w:val="28"/>
-        </w:rPr>
-      </w:pPr>
-      <w:r>
-        <w:rPr>
-          <w:rFonts w:ascii="Times New Roman" w:hAnsi="Times New Roman" w:eastAsia="Times New Roman"/>
-          <w:sz w:val="28"/>
+        <w:spacing w:before="120" w:after="120" w:line="240" w:lineRule="auto"/>
+        <w:ind w:left="620" w:hanging="360"/>
+        <w:jc w:val="both"/>
+        <w:rPr>
+          <w:rFonts w:ascii="Times New Roman" w:hAnsi="Times New Roman" w:cs="Times New Roman"/>
+          <w:sz w:val="28"/>
+          <w:szCs w:val="28"/>
+        </w:rPr>
+      </w:pPr>
+      <w:r>
+        <w:rPr>
+          <w:rFonts w:ascii="Times New Roman" w:eastAsia="Times New Roman" w:hAnsi="Times New Roman" w:cs="Times New Roman"/>
+          <w:sz w:val="28"/>
+          <w:szCs w:val="28"/>
         </w:rPr>
         <w:t>3.  Viết bài blog về nghệ thuật “cho đi trước khi nhận lại” trong quan hệ xã hội.</w:t>
       </w:r>
     </w:p>
     <w:p>
       <w:pPr>
-        <w:spacing/>
-        <w:ind w:left="620" w:hanging="360"/>
-        <w:rPr>
-          <w:rFonts w:ascii="Times New Roman" w:hAnsi="Times New Roman" w:cs="Times New Roman"/>
-          <w:sz w:val="28"/>
-          <w:szCs w:val="28"/>
-        </w:rPr>
-      </w:pPr>
-      <w:r>
-        <w:rPr>
-          <w:rFonts w:ascii="Times New Roman" w:hAnsi="Times New Roman" w:eastAsia="Times New Roman"/>
-          <w:sz w:val="28"/>
+        <w:spacing w:before="120" w:after="120" w:line="240" w:lineRule="auto"/>
+        <w:ind w:left="620" w:hanging="360"/>
+        <w:jc w:val="both"/>
+        <w:rPr>
+          <w:rFonts w:ascii="Times New Roman" w:hAnsi="Times New Roman" w:cs="Times New Roman"/>
+          <w:sz w:val="28"/>
+          <w:szCs w:val="28"/>
+        </w:rPr>
+      </w:pPr>
+      <w:r>
+        <w:rPr>
+          <w:rFonts w:ascii="Times New Roman" w:eastAsia="Times New Roman" w:hAnsi="Times New Roman" w:cs="Times New Roman"/>
+          <w:sz w:val="28"/>
+          <w:szCs w:val="28"/>
         </w:rPr>
         <w:t>4.  Hãy viết danh sách 20 câu hỏi mở để trò chuyện sâu sắc với bạn bè.</w:t>
       </w:r>
     </w:p>
     <w:p>
       <w:pPr>
-        <w:spacing/>
-        <w:ind w:left="620" w:hanging="360"/>
-        <w:rPr>
-          <w:rFonts w:ascii="Times New Roman" w:hAnsi="Times New Roman" w:cs="Times New Roman"/>
-          <w:sz w:val="28"/>
-          <w:szCs w:val="28"/>
-        </w:rPr>
-      </w:pPr>
-      <w:r>
-        <w:rPr>
-          <w:rFonts w:ascii="Times New Roman" w:hAnsi="Times New Roman" w:eastAsia="Times New Roman"/>
-          <w:sz w:val="28"/>
+        <w:spacing w:before="120" w:after="120" w:line="240" w:lineRule="auto"/>
+        <w:ind w:left="620" w:hanging="360"/>
+        <w:jc w:val="both"/>
+        <w:rPr>
+          <w:rFonts w:ascii="Times New Roman" w:hAnsi="Times New Roman" w:cs="Times New Roman"/>
+          <w:sz w:val="28"/>
+          <w:szCs w:val="28"/>
+        </w:rPr>
+      </w:pPr>
+      <w:r>
+        <w:rPr>
+          <w:rFonts w:ascii="Times New Roman" w:eastAsia="Times New Roman" w:hAnsi="Times New Roman" w:cs="Times New Roman"/>
+          <w:sz w:val="28"/>
+          <w:szCs w:val="28"/>
         </w:rPr>
         <w:t>5.  Soạn kế hoạch cải thiện kỹ năng small talk cho người hướng nội.</w:t>
       </w:r>
     </w:p>
     <w:p>
       <w:pPr>
-        <w:spacing/>
-        <w:ind w:left="620" w:hanging="360"/>
-        <w:rPr>
-          <w:rFonts w:ascii="Times New Roman" w:hAnsi="Times New Roman" w:cs="Times New Roman"/>
-          <w:sz w:val="28"/>
-          <w:szCs w:val="28"/>
-        </w:rPr>
-      </w:pPr>
-      <w:r>
-        <w:rPr>
-          <w:rFonts w:ascii="Times New Roman" w:hAnsi="Times New Roman" w:eastAsia="Times New Roman"/>
-          <w:sz w:val="28"/>
+        <w:spacing w:before="120" w:after="120" w:line="240" w:lineRule="auto"/>
+        <w:ind w:left="620" w:hanging="360"/>
+        <w:jc w:val="both"/>
+        <w:rPr>
+          <w:rFonts w:ascii="Times New Roman" w:hAnsi="Times New Roman" w:cs="Times New Roman"/>
+          <w:sz w:val="28"/>
+          <w:szCs w:val="28"/>
+        </w:rPr>
+      </w:pPr>
+      <w:r>
+        <w:rPr>
+          <w:rFonts w:ascii="Times New Roman" w:eastAsia="Times New Roman" w:hAnsi="Times New Roman" w:cs="Times New Roman"/>
+          <w:sz w:val="28"/>
+          <w:szCs w:val="28"/>
         </w:rPr>
         <w:t>6.  Viết kịch bản xử lý khi bị hiểu lầm trong mối quan hệ.</w:t>
       </w:r>
     </w:p>
     <w:p>
       <w:pPr>
-        <w:spacing/>
-        <w:ind w:left="620" w:hanging="360"/>
-        <w:rPr>
-          <w:rFonts w:ascii="Times New Roman" w:hAnsi="Times New Roman" w:cs="Times New Roman"/>
-          <w:sz w:val="28"/>
-          <w:szCs w:val="28"/>
-        </w:rPr>
-      </w:pPr>
-      <w:r>
-        <w:rPr>
-          <w:rFonts w:ascii="Times New Roman" w:hAnsi="Times New Roman" w:eastAsia="Times New Roman"/>
-          <w:sz w:val="28"/>
+        <w:spacing w:before="120" w:after="120" w:line="240" w:lineRule="auto"/>
+        <w:ind w:left="620" w:hanging="360"/>
+        <w:jc w:val="both"/>
+        <w:rPr>
+          <w:rFonts w:ascii="Times New Roman" w:hAnsi="Times New Roman" w:cs="Times New Roman"/>
+          <w:sz w:val="28"/>
+          <w:szCs w:val="28"/>
+        </w:rPr>
+      </w:pPr>
+      <w:r>
+        <w:rPr>
+          <w:rFonts w:ascii="Times New Roman" w:eastAsia="Times New Roman" w:hAnsi="Times New Roman" w:cs="Times New Roman"/>
+          <w:sz w:val="28"/>
+          <w:szCs w:val="28"/>
         </w:rPr>
         <w:t>7.  Hãy viết bài blog chia sẻ cách xây dựng vòng tròn quan hệ giá trị.</w:t>
       </w:r>
     </w:p>
     <w:p>
       <w:pPr>
-        <w:spacing/>
-        <w:ind w:left="620" w:hanging="360"/>
-        <w:rPr>
-          <w:rFonts w:ascii="Times New Roman" w:hAnsi="Times New Roman" w:cs="Times New Roman"/>
-          <w:sz w:val="28"/>
-          <w:szCs w:val="28"/>
-        </w:rPr>
-      </w:pPr>
-      <w:r>
-        <w:rPr>
-          <w:rFonts w:ascii="Times New Roman" w:hAnsi="Times New Roman" w:eastAsia="Times New Roman"/>
-          <w:sz w:val="28"/>
+        <w:spacing w:before="120" w:after="120" w:line="240" w:lineRule="auto"/>
+        <w:ind w:left="620" w:hanging="360"/>
+        <w:jc w:val="both"/>
+        <w:rPr>
+          <w:rFonts w:ascii="Times New Roman" w:hAnsi="Times New Roman" w:cs="Times New Roman"/>
+          <w:sz w:val="28"/>
+          <w:szCs w:val="28"/>
+        </w:rPr>
+      </w:pPr>
+      <w:r>
+        <w:rPr>
+          <w:rFonts w:ascii="Times New Roman" w:eastAsia="Times New Roman" w:hAnsi="Times New Roman" w:cs="Times New Roman"/>
+          <w:sz w:val="28"/>
+          <w:szCs w:val="28"/>
         </w:rPr>
         <w:t>8.  Soạn workshop “Giao tiếp đồng cảm” dành cho nhân viên văn phòng.</w:t>
       </w:r>
     </w:p>
     <w:p>
       <w:pPr>
-        <w:spacing/>
-        <w:ind w:left="620" w:hanging="360"/>
-        <w:rPr>
-          <w:rFonts w:ascii="Times New Roman" w:hAnsi="Times New Roman" w:cs="Times New Roman"/>
-          <w:sz w:val="28"/>
-          <w:szCs w:val="28"/>
-        </w:rPr>
-      </w:pPr>
-      <w:r>
-        <w:rPr>
-          <w:rFonts w:ascii="Times New Roman" w:hAnsi="Times New Roman" w:eastAsia="Times New Roman"/>
-          <w:sz w:val="28"/>
+        <w:spacing w:before="120" w:after="120" w:line="240" w:lineRule="auto"/>
+        <w:ind w:left="620" w:hanging="360"/>
+        <w:jc w:val="both"/>
+        <w:rPr>
+          <w:rFonts w:ascii="Times New Roman" w:hAnsi="Times New Roman" w:cs="Times New Roman"/>
+          <w:sz w:val="28"/>
+          <w:szCs w:val="28"/>
+        </w:rPr>
+      </w:pPr>
+      <w:r>
+        <w:rPr>
+          <w:rFonts w:ascii="Times New Roman" w:eastAsia="Times New Roman" w:hAnsi="Times New Roman" w:cs="Times New Roman"/>
+          <w:sz w:val="28"/>
+          <w:szCs w:val="28"/>
         </w:rPr>
         <w:t>9.  Viết hướng dẫn kết nối với người có ảnh hưởng trong ngành SP/DV = [___].</w:t>
       </w:r>
     </w:p>
     <w:p>
       <w:pPr>
-        <w:spacing/>
-        <w:ind w:left="620" w:hanging="360"/>
-        <w:rPr>
-          <w:rFonts w:ascii="Times New Roman" w:hAnsi="Times New Roman" w:cs="Times New Roman"/>
-          <w:sz w:val="28"/>
-          <w:szCs w:val="28"/>
-        </w:rPr>
-      </w:pPr>
-      <w:r>
-        <w:rPr>
-          <w:rFonts w:ascii="Times New Roman" w:hAnsi="Times New Roman" w:eastAsia="Times New Roman"/>
-          <w:sz w:val="28"/>
+        <w:spacing w:before="120" w:after="120" w:line="240" w:lineRule="auto"/>
+        <w:ind w:left="620" w:hanging="360"/>
+        <w:jc w:val="both"/>
+        <w:rPr>
+          <w:rFonts w:ascii="Times New Roman" w:hAnsi="Times New Roman" w:cs="Times New Roman"/>
+          <w:sz w:val="28"/>
+          <w:szCs w:val="28"/>
+        </w:rPr>
+      </w:pPr>
+      <w:r>
+        <w:rPr>
+          <w:rFonts w:ascii="Times New Roman" w:eastAsia="Times New Roman" w:hAnsi="Times New Roman" w:cs="Times New Roman"/>
+          <w:sz w:val="28"/>
+          <w:szCs w:val="28"/>
         </w:rPr>
         <w:t>10.Hãy viết kịch bản hàn gắn tình bạn sau một mâu thuẫn lớn.</w:t>
       </w:r>
     </w:p>
     <w:p>
       <w:pPr>
-        <w:keepNext w:val="0"/>
-        <w:keepLines w:val="0"/>
-        <w:spacing/>
+        <w:spacing w:before="120" w:after="120" w:line="240" w:lineRule="auto"/>
+        <w:jc w:val="both"/>
         <w:rPr>
           <w:rFonts w:ascii="Times New Roman" w:hAnsi="Times New Roman" w:cs="Times New Roman"/>
           <w:b/>
@@ -1281,198 +1416,218 @@
       </w:pPr>
       <w:r>
         <w:rPr>
-          <w:rFonts w:ascii="Times New Roman" w:hAnsi="Times New Roman" w:eastAsia="Times New Roman"/>
+          <w:rFonts w:ascii="Times New Roman" w:eastAsia="Times New Roman" w:hAnsi="Times New Roman" w:cs="Times New Roman"/>
           <w:b/>
           <w:sz w:val="28"/>
+          <w:szCs w:val="28"/>
         </w:rPr>
         <w:t>6. Hạnh phúc &amp; phát triển bản thân (10 prompt)</w:t>
       </w:r>
     </w:p>
     <w:p>
       <w:pPr>
-        <w:spacing/>
-        <w:ind w:left="620" w:hanging="360"/>
-        <w:rPr>
-          <w:rFonts w:ascii="Times New Roman" w:hAnsi="Times New Roman" w:cs="Times New Roman"/>
-          <w:sz w:val="28"/>
-          <w:szCs w:val="28"/>
-        </w:rPr>
-      </w:pPr>
-      <w:r>
-        <w:rPr>
-          <w:rFonts w:ascii="Times New Roman" w:hAnsi="Times New Roman" w:eastAsia="Times New Roman"/>
-          <w:sz w:val="28"/>
+        <w:spacing w:before="120" w:after="120" w:line="240" w:lineRule="auto"/>
+        <w:ind w:left="620" w:hanging="360"/>
+        <w:jc w:val="both"/>
+        <w:rPr>
+          <w:rFonts w:ascii="Times New Roman" w:hAnsi="Times New Roman" w:cs="Times New Roman"/>
+          <w:sz w:val="28"/>
+          <w:szCs w:val="28"/>
+        </w:rPr>
+      </w:pPr>
+      <w:r>
+        <w:rPr>
+          <w:rFonts w:ascii="Times New Roman" w:eastAsia="Times New Roman" w:hAnsi="Times New Roman" w:cs="Times New Roman"/>
+          <w:sz w:val="28"/>
+          <w:szCs w:val="28"/>
         </w:rPr>
         <w:t>1.  Hãy viết kế hoạch 30 ngày để xây dựng thói quen hạnh phúc mỗi ngày.</w:t>
       </w:r>
     </w:p>
     <w:p>
       <w:pPr>
-        <w:spacing/>
-        <w:ind w:left="620" w:hanging="360"/>
-        <w:rPr>
-          <w:rFonts w:ascii="Times New Roman" w:hAnsi="Times New Roman" w:cs="Times New Roman"/>
-          <w:sz w:val="28"/>
-          <w:szCs w:val="28"/>
-        </w:rPr>
-      </w:pPr>
-      <w:r>
-        <w:rPr>
-          <w:rFonts w:ascii="Times New Roman" w:hAnsi="Times New Roman" w:eastAsia="Times New Roman"/>
-          <w:sz w:val="28"/>
+        <w:spacing w:before="120" w:after="120" w:line="240" w:lineRule="auto"/>
+        <w:ind w:left="620" w:hanging="360"/>
+        <w:jc w:val="both"/>
+        <w:rPr>
+          <w:rFonts w:ascii="Times New Roman" w:hAnsi="Times New Roman" w:cs="Times New Roman"/>
+          <w:sz w:val="28"/>
+          <w:szCs w:val="28"/>
+        </w:rPr>
+      </w:pPr>
+      <w:r>
+        <w:rPr>
+          <w:rFonts w:ascii="Times New Roman" w:eastAsia="Times New Roman" w:hAnsi="Times New Roman" w:cs="Times New Roman"/>
+          <w:sz w:val="28"/>
+          <w:szCs w:val="28"/>
         </w:rPr>
         <w:t>2.  Soạn danh sách 20 hoạt động nhỏ mang lại niềm vui ngay lập tức.</w:t>
       </w:r>
     </w:p>
     <w:p>
       <w:pPr>
-        <w:spacing/>
-        <w:ind w:left="620" w:hanging="360"/>
-        <w:rPr>
-          <w:rFonts w:ascii="Times New Roman" w:hAnsi="Times New Roman" w:cs="Times New Roman"/>
-          <w:sz w:val="28"/>
-          <w:szCs w:val="28"/>
-        </w:rPr>
-      </w:pPr>
-      <w:r>
-        <w:rPr>
-          <w:rFonts w:ascii="Times New Roman" w:hAnsi="Times New Roman" w:eastAsia="Times New Roman"/>
-          <w:sz w:val="28"/>
+        <w:spacing w:before="120" w:after="120" w:line="240" w:lineRule="auto"/>
+        <w:ind w:left="620" w:hanging="360"/>
+        <w:jc w:val="both"/>
+        <w:rPr>
+          <w:rFonts w:ascii="Times New Roman" w:hAnsi="Times New Roman" w:cs="Times New Roman"/>
+          <w:sz w:val="28"/>
+          <w:szCs w:val="28"/>
+        </w:rPr>
+      </w:pPr>
+      <w:r>
+        <w:rPr>
+          <w:rFonts w:ascii="Times New Roman" w:eastAsia="Times New Roman" w:hAnsi="Times New Roman" w:cs="Times New Roman"/>
+          <w:sz w:val="28"/>
+          <w:szCs w:val="28"/>
         </w:rPr>
         <w:t>3.  Viết bài blog 800 từ về “nghệ thuật sống chậm trong xã hội hối hả”.</w:t>
       </w:r>
     </w:p>
     <w:p>
       <w:pPr>
-        <w:spacing/>
-        <w:ind w:left="620" w:hanging="360"/>
-        <w:rPr>
-          <w:rFonts w:ascii="Times New Roman" w:hAnsi="Times New Roman" w:cs="Times New Roman"/>
-          <w:sz w:val="28"/>
-          <w:szCs w:val="28"/>
-        </w:rPr>
-      </w:pPr>
-      <w:r>
-        <w:rPr>
-          <w:rFonts w:ascii="Times New Roman" w:hAnsi="Times New Roman" w:eastAsia="Times New Roman"/>
-          <w:sz w:val="28"/>
+        <w:spacing w:before="120" w:after="120" w:line="240" w:lineRule="auto"/>
+        <w:ind w:left="620" w:hanging="360"/>
+        <w:jc w:val="both"/>
+        <w:rPr>
+          <w:rFonts w:ascii="Times New Roman" w:hAnsi="Times New Roman" w:cs="Times New Roman"/>
+          <w:sz w:val="28"/>
+          <w:szCs w:val="28"/>
+        </w:rPr>
+      </w:pPr>
+      <w:r>
+        <w:rPr>
+          <w:rFonts w:ascii="Times New Roman" w:eastAsia="Times New Roman" w:hAnsi="Times New Roman" w:cs="Times New Roman"/>
+          <w:sz w:val="28"/>
+          <w:szCs w:val="28"/>
         </w:rPr>
         <w:t>4.  Hãy viết kịch bản TED Talk 5 phút về “bí quyết hạnh phúc không phụ thuộc vật chất”.</w:t>
       </w:r>
     </w:p>
     <w:p>
       <w:pPr>
-        <w:spacing/>
-        <w:ind w:left="620" w:hanging="360"/>
-        <w:rPr>
-          <w:rFonts w:ascii="Times New Roman" w:hAnsi="Times New Roman" w:cs="Times New Roman"/>
-          <w:sz w:val="28"/>
-          <w:szCs w:val="28"/>
-        </w:rPr>
-      </w:pPr>
-      <w:r>
-        <w:rPr>
-          <w:rFonts w:ascii="Times New Roman" w:hAnsi="Times New Roman" w:eastAsia="Times New Roman"/>
-          <w:sz w:val="28"/>
+        <w:spacing w:before="120" w:after="120" w:line="240" w:lineRule="auto"/>
+        <w:ind w:left="620" w:hanging="360"/>
+        <w:jc w:val="both"/>
+        <w:rPr>
+          <w:rFonts w:ascii="Times New Roman" w:hAnsi="Times New Roman" w:cs="Times New Roman"/>
+          <w:sz w:val="28"/>
+          <w:szCs w:val="28"/>
+        </w:rPr>
+      </w:pPr>
+      <w:r>
+        <w:rPr>
+          <w:rFonts w:ascii="Times New Roman" w:eastAsia="Times New Roman" w:hAnsi="Times New Roman" w:cs="Times New Roman"/>
+          <w:sz w:val="28"/>
+          <w:szCs w:val="28"/>
         </w:rPr>
         <w:t>5.  Soạn lộ trình 90 ngày để tăng sự tự tin và yêu bản thân.</w:t>
       </w:r>
     </w:p>
     <w:p>
       <w:pPr>
-        <w:spacing/>
-        <w:ind w:left="620" w:hanging="360"/>
-        <w:rPr>
-          <w:rFonts w:ascii="Times New Roman" w:hAnsi="Times New Roman" w:cs="Times New Roman"/>
-          <w:sz w:val="28"/>
-          <w:szCs w:val="28"/>
-        </w:rPr>
-      </w:pPr>
-      <w:r>
-        <w:rPr>
-          <w:rFonts w:ascii="Times New Roman" w:hAnsi="Times New Roman" w:eastAsia="Times New Roman"/>
-          <w:sz w:val="28"/>
+        <w:spacing w:before="120" w:after="120" w:line="240" w:lineRule="auto"/>
+        <w:ind w:left="620" w:hanging="360"/>
+        <w:jc w:val="both"/>
+        <w:rPr>
+          <w:rFonts w:ascii="Times New Roman" w:hAnsi="Times New Roman" w:cs="Times New Roman"/>
+          <w:sz w:val="28"/>
+          <w:szCs w:val="28"/>
+        </w:rPr>
+      </w:pPr>
+      <w:r>
+        <w:rPr>
+          <w:rFonts w:ascii="Times New Roman" w:eastAsia="Times New Roman" w:hAnsi="Times New Roman" w:cs="Times New Roman"/>
+          <w:sz w:val="28"/>
+          <w:szCs w:val="28"/>
         </w:rPr>
         <w:t>6.  Viết hướng dẫn “5 phút mỗi sáng” để nạp năng lượng tích cực.</w:t>
       </w:r>
     </w:p>
     <w:p>
       <w:pPr>
-        <w:spacing/>
-        <w:ind w:left="620" w:hanging="360"/>
-        <w:rPr>
-          <w:rFonts w:ascii="Times New Roman" w:hAnsi="Times New Roman" w:cs="Times New Roman"/>
-          <w:sz w:val="28"/>
-          <w:szCs w:val="28"/>
-        </w:rPr>
-      </w:pPr>
-      <w:r>
-        <w:rPr>
-          <w:rFonts w:ascii="Times New Roman" w:hAnsi="Times New Roman" w:eastAsia="Times New Roman"/>
-          <w:sz w:val="28"/>
+        <w:spacing w:before="120" w:after="120" w:line="240" w:lineRule="auto"/>
+        <w:ind w:left="620" w:hanging="360"/>
+        <w:jc w:val="both"/>
+        <w:rPr>
+          <w:rFonts w:ascii="Times New Roman" w:hAnsi="Times New Roman" w:cs="Times New Roman"/>
+          <w:sz w:val="28"/>
+          <w:szCs w:val="28"/>
+        </w:rPr>
+      </w:pPr>
+      <w:r>
+        <w:rPr>
+          <w:rFonts w:ascii="Times New Roman" w:eastAsia="Times New Roman" w:hAnsi="Times New Roman" w:cs="Times New Roman"/>
+          <w:sz w:val="28"/>
+          <w:szCs w:val="28"/>
         </w:rPr>
         <w:t>7.  Hãy viết kế hoạch rèn luyện lòng biết ơn hằng ngày.</w:t>
       </w:r>
     </w:p>
     <w:p>
       <w:pPr>
-        <w:spacing/>
-        <w:ind w:left="620" w:hanging="360"/>
-        <w:rPr>
-          <w:rFonts w:ascii="Times New Roman" w:hAnsi="Times New Roman" w:cs="Times New Roman"/>
-          <w:sz w:val="28"/>
-          <w:szCs w:val="28"/>
-        </w:rPr>
-      </w:pPr>
-      <w:r>
-        <w:rPr>
-          <w:rFonts w:ascii="Times New Roman" w:hAnsi="Times New Roman" w:eastAsia="Times New Roman"/>
-          <w:sz w:val="28"/>
+        <w:spacing w:before="120" w:after="120" w:line="240" w:lineRule="auto"/>
+        <w:ind w:left="620" w:hanging="360"/>
+        <w:jc w:val="both"/>
+        <w:rPr>
+          <w:rFonts w:ascii="Times New Roman" w:hAnsi="Times New Roman" w:cs="Times New Roman"/>
+          <w:sz w:val="28"/>
+          <w:szCs w:val="28"/>
+        </w:rPr>
+      </w:pPr>
+      <w:r>
+        <w:rPr>
+          <w:rFonts w:ascii="Times New Roman" w:eastAsia="Times New Roman" w:hAnsi="Times New Roman" w:cs="Times New Roman"/>
+          <w:sz w:val="28"/>
+          <w:szCs w:val="28"/>
         </w:rPr>
         <w:t>8.  Soạn nhật ký tự phản chiếu với 10 câu hỏi khơi gợi sự phát triển bản thân.</w:t>
       </w:r>
     </w:p>
     <w:p>
       <w:pPr>
-        <w:spacing/>
-        <w:ind w:left="620" w:hanging="360"/>
-        <w:rPr>
-          <w:rFonts w:ascii="Times New Roman" w:hAnsi="Times New Roman" w:cs="Times New Roman"/>
-          <w:sz w:val="28"/>
-          <w:szCs w:val="28"/>
-        </w:rPr>
-      </w:pPr>
-      <w:r>
-        <w:rPr>
-          <w:rFonts w:ascii="Times New Roman" w:hAnsi="Times New Roman" w:eastAsia="Times New Roman"/>
-          <w:sz w:val="28"/>
+        <w:spacing w:before="120" w:after="120" w:line="240" w:lineRule="auto"/>
+        <w:ind w:left="620" w:hanging="360"/>
+        <w:jc w:val="both"/>
+        <w:rPr>
+          <w:rFonts w:ascii="Times New Roman" w:hAnsi="Times New Roman" w:cs="Times New Roman"/>
+          <w:sz w:val="28"/>
+          <w:szCs w:val="28"/>
+        </w:rPr>
+      </w:pPr>
+      <w:r>
+        <w:rPr>
+          <w:rFonts w:ascii="Times New Roman" w:eastAsia="Times New Roman" w:hAnsi="Times New Roman" w:cs="Times New Roman"/>
+          <w:sz w:val="28"/>
+          <w:szCs w:val="28"/>
         </w:rPr>
         <w:t>9.  Viết bài blog chia sẻ cách tìm ý nghĩa cuộc sống.</w:t>
       </w:r>
     </w:p>
     <w:p>
       <w:pPr>
-        <w:spacing/>
-        <w:ind w:left="620" w:hanging="360"/>
-        <w:rPr>
-          <w:rFonts w:ascii="Times New Roman" w:hAnsi="Times New Roman" w:cs="Times New Roman"/>
-          <w:sz w:val="28"/>
-          <w:szCs w:val="28"/>
-        </w:rPr>
-      </w:pPr>
-      <w:r>
-        <w:rPr>
-          <w:rFonts w:ascii="Times New Roman" w:hAnsi="Times New Roman" w:eastAsia="Times New Roman"/>
-          <w:sz w:val="28"/>
+        <w:spacing w:before="120" w:after="120" w:line="240" w:lineRule="auto"/>
+        <w:ind w:left="620" w:hanging="360"/>
+        <w:jc w:val="both"/>
+        <w:rPr>
+          <w:rFonts w:ascii="Times New Roman" w:hAnsi="Times New Roman" w:cs="Times New Roman"/>
+          <w:sz w:val="28"/>
+          <w:szCs w:val="28"/>
+        </w:rPr>
+      </w:pPr>
+      <w:r>
+        <w:rPr>
+          <w:rFonts w:ascii="Times New Roman" w:eastAsia="Times New Roman" w:hAnsi="Times New Roman" w:cs="Times New Roman"/>
+          <w:sz w:val="28"/>
+          <w:szCs w:val="28"/>
         </w:rPr>
         <w:t>10.Hãy viết kịch bản workshop “hạnh phúc từ những điều giản đơn”.</w:t>
       </w:r>
     </w:p>
     <w:p>
       <w:pPr>
-        <w:keepNext w:val="0"/>
-        <w:keepLines w:val="0"/>
-        <w:spacing/>
+        <w:spacing w:before="120" w:after="120" w:line="240" w:lineRule="auto"/>
+        <w:jc w:val="both"/>
         <w:rPr>
           <w:rFonts w:ascii="Times New Roman" w:hAnsi="Times New Roman" w:cs="Times New Roman"/>
           <w:b/>
@@ -1483,198 +1638,219 @@
       </w:pPr>
       <w:r>
         <w:rPr>
-          <w:rFonts w:ascii="Times New Roman" w:hAnsi="Times New Roman" w:eastAsia="Times New Roman"/>
+          <w:rFonts w:ascii="Times New Roman" w:eastAsia="Times New Roman" w:hAnsi="Times New Roman" w:cs="Times New Roman"/>
           <w:b/>
           <w:sz w:val="28"/>
+          <w:szCs w:val="28"/>
         </w:rPr>
         <w:t>7. Sáng tạo &amp; nghệ thuật (10 prompt)</w:t>
       </w:r>
     </w:p>
     <w:p>
       <w:pPr>
-        <w:spacing/>
-        <w:ind w:left="620" w:hanging="360"/>
-        <w:rPr>
-          <w:rFonts w:ascii="Times New Roman" w:hAnsi="Times New Roman" w:cs="Times New Roman"/>
-          <w:sz w:val="28"/>
-          <w:szCs w:val="28"/>
-        </w:rPr>
-      </w:pPr>
-      <w:r>
-        <w:rPr>
-          <w:rFonts w:ascii="Times New Roman" w:hAnsi="Times New Roman" w:eastAsia="Times New Roman"/>
-          <w:sz w:val="28"/>
+        <w:spacing w:before="120" w:after="120" w:line="240" w:lineRule="auto"/>
+        <w:ind w:left="620" w:hanging="360"/>
+        <w:jc w:val="both"/>
+        <w:rPr>
+          <w:rFonts w:ascii="Times New Roman" w:hAnsi="Times New Roman" w:cs="Times New Roman"/>
+          <w:sz w:val="28"/>
+          <w:szCs w:val="28"/>
+        </w:rPr>
+      </w:pPr>
+      <w:r>
+        <w:rPr>
+          <w:rFonts w:ascii="Times New Roman" w:eastAsia="Times New Roman" w:hAnsi="Times New Roman" w:cs="Times New Roman"/>
+          <w:sz w:val="28"/>
+          <w:szCs w:val="28"/>
         </w:rPr>
         <w:t>1.  Hãy viết kế hoạch 30 ngày để rèn luyện sự sáng tạo trong công việc.</w:t>
       </w:r>
     </w:p>
     <w:p>
       <w:pPr>
-        <w:spacing/>
-        <w:ind w:left="620" w:hanging="360"/>
-        <w:rPr>
-          <w:rFonts w:ascii="Times New Roman" w:hAnsi="Times New Roman" w:cs="Times New Roman"/>
-          <w:sz w:val="28"/>
-          <w:szCs w:val="28"/>
-        </w:rPr>
-      </w:pPr>
-      <w:r>
-        <w:rPr>
-          <w:rFonts w:ascii="Times New Roman" w:hAnsi="Times New Roman" w:eastAsia="Times New Roman"/>
-          <w:sz w:val="28"/>
+        <w:spacing w:before="120" w:after="120" w:line="240" w:lineRule="auto"/>
+        <w:ind w:left="620" w:hanging="360"/>
+        <w:jc w:val="both"/>
+        <w:rPr>
+          <w:rFonts w:ascii="Times New Roman" w:hAnsi="Times New Roman" w:cs="Times New Roman"/>
+          <w:sz w:val="28"/>
+          <w:szCs w:val="28"/>
+        </w:rPr>
+      </w:pPr>
+      <w:r>
+        <w:rPr>
+          <w:rFonts w:ascii="Times New Roman" w:eastAsia="Times New Roman" w:hAnsi="Times New Roman" w:cs="Times New Roman"/>
+          <w:sz w:val="28"/>
+          <w:szCs w:val="28"/>
         </w:rPr>
         <w:t>2.  Soạn danh sách 20 hoạt động giúp khơi nguồn sáng tạo.</w:t>
       </w:r>
     </w:p>
     <w:p>
       <w:pPr>
-        <w:spacing/>
-        <w:ind w:left="620" w:hanging="360"/>
-        <w:rPr>
-          <w:rFonts w:ascii="Times New Roman" w:hAnsi="Times New Roman" w:cs="Times New Roman"/>
-          <w:sz w:val="28"/>
-          <w:szCs w:val="28"/>
-        </w:rPr>
-      </w:pPr>
-      <w:r>
-        <w:rPr>
-          <w:rFonts w:ascii="Times New Roman" w:hAnsi="Times New Roman" w:eastAsia="Times New Roman"/>
-          <w:sz w:val="28"/>
-        </w:rPr>
+        <w:spacing w:before="120" w:after="120" w:line="240" w:lineRule="auto"/>
+        <w:ind w:left="620" w:hanging="360"/>
+        <w:jc w:val="both"/>
+        <w:rPr>
+          <w:rFonts w:ascii="Times New Roman" w:hAnsi="Times New Roman" w:cs="Times New Roman"/>
+          <w:sz w:val="28"/>
+          <w:szCs w:val="28"/>
+        </w:rPr>
+      </w:pPr>
+      <w:r>
+        <w:rPr>
+          <w:rFonts w:ascii="Times New Roman" w:eastAsia="Times New Roman" w:hAnsi="Times New Roman" w:cs="Times New Roman"/>
+          <w:sz w:val="28"/>
+          <w:szCs w:val="28"/>
+        </w:rPr>
+        <w:lastRenderedPageBreak/>
         <w:t>3.  Viết bài blog chia sẻ về vai trò của nghệ thuật trong cuộc sống hạnh phúc.</w:t>
       </w:r>
     </w:p>
     <w:p>
       <w:pPr>
-        <w:spacing/>
-        <w:ind w:left="620" w:hanging="360"/>
-        <w:rPr>
-          <w:rFonts w:ascii="Times New Roman" w:hAnsi="Times New Roman" w:cs="Times New Roman"/>
-          <w:sz w:val="28"/>
-          <w:szCs w:val="28"/>
-        </w:rPr>
-      </w:pPr>
-      <w:r>
-        <w:rPr>
-          <w:rFonts w:ascii="Times New Roman" w:hAnsi="Times New Roman" w:eastAsia="Times New Roman"/>
-          <w:sz w:val="28"/>
+        <w:spacing w:before="120" w:after="120" w:line="240" w:lineRule="auto"/>
+        <w:ind w:left="620" w:hanging="360"/>
+        <w:jc w:val="both"/>
+        <w:rPr>
+          <w:rFonts w:ascii="Times New Roman" w:hAnsi="Times New Roman" w:cs="Times New Roman"/>
+          <w:sz w:val="28"/>
+          <w:szCs w:val="28"/>
+        </w:rPr>
+      </w:pPr>
+      <w:r>
+        <w:rPr>
+          <w:rFonts w:ascii="Times New Roman" w:eastAsia="Times New Roman" w:hAnsi="Times New Roman" w:cs="Times New Roman"/>
+          <w:sz w:val="28"/>
+          <w:szCs w:val="28"/>
         </w:rPr>
         <w:t>4.  Hãy viết kịch bản podcast 15 phút về “tư duy sáng tạo cho người không phải nghệ sĩ”.</w:t>
       </w:r>
     </w:p>
     <w:p>
       <w:pPr>
-        <w:spacing/>
-        <w:ind w:left="620" w:hanging="360"/>
-        <w:rPr>
-          <w:rFonts w:ascii="Times New Roman" w:hAnsi="Times New Roman" w:cs="Times New Roman"/>
-          <w:sz w:val="28"/>
-          <w:szCs w:val="28"/>
-        </w:rPr>
-      </w:pPr>
-      <w:r>
-        <w:rPr>
-          <w:rFonts w:ascii="Times New Roman" w:hAnsi="Times New Roman" w:eastAsia="Times New Roman"/>
-          <w:sz w:val="28"/>
+        <w:spacing w:before="120" w:after="120" w:line="240" w:lineRule="auto"/>
+        <w:ind w:left="620" w:hanging="360"/>
+        <w:jc w:val="both"/>
+        <w:rPr>
+          <w:rFonts w:ascii="Times New Roman" w:hAnsi="Times New Roman" w:cs="Times New Roman"/>
+          <w:sz w:val="28"/>
+          <w:szCs w:val="28"/>
+        </w:rPr>
+      </w:pPr>
+      <w:r>
+        <w:rPr>
+          <w:rFonts w:ascii="Times New Roman" w:eastAsia="Times New Roman" w:hAnsi="Times New Roman" w:cs="Times New Roman"/>
+          <w:sz w:val="28"/>
+          <w:szCs w:val="28"/>
         </w:rPr>
         <w:t>5.  Soạn kế hoạch tập vẽ/sketch 30 ngày để rèn luyện óc sáng tạo.</w:t>
       </w:r>
     </w:p>
     <w:p>
       <w:pPr>
-        <w:spacing/>
-        <w:ind w:left="620" w:hanging="360"/>
-        <w:rPr>
-          <w:rFonts w:ascii="Times New Roman" w:hAnsi="Times New Roman" w:cs="Times New Roman"/>
-          <w:sz w:val="28"/>
-          <w:szCs w:val="28"/>
-        </w:rPr>
-      </w:pPr>
-      <w:r>
-        <w:rPr>
-          <w:rFonts w:ascii="Times New Roman" w:hAnsi="Times New Roman" w:eastAsia="Times New Roman"/>
-          <w:sz w:val="28"/>
+        <w:spacing w:before="120" w:after="120" w:line="240" w:lineRule="auto"/>
+        <w:ind w:left="620" w:hanging="360"/>
+        <w:jc w:val="both"/>
+        <w:rPr>
+          <w:rFonts w:ascii="Times New Roman" w:hAnsi="Times New Roman" w:cs="Times New Roman"/>
+          <w:sz w:val="28"/>
+          <w:szCs w:val="28"/>
+        </w:rPr>
+      </w:pPr>
+      <w:r>
+        <w:rPr>
+          <w:rFonts w:ascii="Times New Roman" w:eastAsia="Times New Roman" w:hAnsi="Times New Roman" w:cs="Times New Roman"/>
+          <w:sz w:val="28"/>
+          <w:szCs w:val="28"/>
         </w:rPr>
         <w:t>6.  Viết hướng dẫn viết nhật ký sáng tạo mỗi ngày trong 10 phút.</w:t>
       </w:r>
     </w:p>
     <w:p>
       <w:pPr>
-        <w:spacing/>
-        <w:ind w:left="620" w:hanging="360"/>
-        <w:rPr>
-          <w:rFonts w:ascii="Times New Roman" w:hAnsi="Times New Roman" w:cs="Times New Roman"/>
-          <w:sz w:val="28"/>
-          <w:szCs w:val="28"/>
-        </w:rPr>
-      </w:pPr>
-      <w:r>
-        <w:rPr>
-          <w:rFonts w:ascii="Times New Roman" w:hAnsi="Times New Roman" w:eastAsia="Times New Roman"/>
-          <w:sz w:val="28"/>
+        <w:spacing w:before="120" w:after="120" w:line="240" w:lineRule="auto"/>
+        <w:ind w:left="620" w:hanging="360"/>
+        <w:jc w:val="both"/>
+        <w:rPr>
+          <w:rFonts w:ascii="Times New Roman" w:hAnsi="Times New Roman" w:cs="Times New Roman"/>
+          <w:sz w:val="28"/>
+          <w:szCs w:val="28"/>
+        </w:rPr>
+      </w:pPr>
+      <w:r>
+        <w:rPr>
+          <w:rFonts w:ascii="Times New Roman" w:eastAsia="Times New Roman" w:hAnsi="Times New Roman" w:cs="Times New Roman"/>
+          <w:sz w:val="28"/>
+          <w:szCs w:val="28"/>
         </w:rPr>
         <w:t>7.  Hãy viết lộ trình học chơi một loại nhạc cụ trong 6 tháng.</w:t>
       </w:r>
     </w:p>
     <w:p>
       <w:pPr>
-        <w:spacing/>
-        <w:ind w:left="620" w:hanging="360"/>
-        <w:rPr>
-          <w:rFonts w:ascii="Times New Roman" w:hAnsi="Times New Roman" w:cs="Times New Roman"/>
-          <w:sz w:val="28"/>
-          <w:szCs w:val="28"/>
-        </w:rPr>
-      </w:pPr>
-      <w:r>
-        <w:rPr>
-          <w:rFonts w:ascii="Times New Roman" w:hAnsi="Times New Roman" w:eastAsia="Times New Roman"/>
-          <w:sz w:val="28"/>
+        <w:spacing w:before="120" w:after="120" w:line="240" w:lineRule="auto"/>
+        <w:ind w:left="620" w:hanging="360"/>
+        <w:jc w:val="both"/>
+        <w:rPr>
+          <w:rFonts w:ascii="Times New Roman" w:hAnsi="Times New Roman" w:cs="Times New Roman"/>
+          <w:sz w:val="28"/>
+          <w:szCs w:val="28"/>
+        </w:rPr>
+      </w:pPr>
+      <w:r>
+        <w:rPr>
+          <w:rFonts w:ascii="Times New Roman" w:eastAsia="Times New Roman" w:hAnsi="Times New Roman" w:cs="Times New Roman"/>
+          <w:sz w:val="28"/>
+          <w:szCs w:val="28"/>
         </w:rPr>
         <w:t>8.  Soạn workshop “ứng dụng sáng tạo trong giải quyết vấn đề công việc”.</w:t>
       </w:r>
     </w:p>
     <w:p>
       <w:pPr>
-        <w:spacing/>
-        <w:ind w:left="620" w:hanging="360"/>
-        <w:rPr>
-          <w:rFonts w:ascii="Times New Roman" w:hAnsi="Times New Roman" w:cs="Times New Roman"/>
-          <w:sz w:val="28"/>
-          <w:szCs w:val="28"/>
-        </w:rPr>
-      </w:pPr>
-      <w:r>
-        <w:rPr>
-          <w:rFonts w:ascii="Times New Roman" w:hAnsi="Times New Roman" w:eastAsia="Times New Roman"/>
-          <w:sz w:val="28"/>
+        <w:spacing w:before="120" w:after="120" w:line="240" w:lineRule="auto"/>
+        <w:ind w:left="620" w:hanging="360"/>
+        <w:jc w:val="both"/>
+        <w:rPr>
+          <w:rFonts w:ascii="Times New Roman" w:hAnsi="Times New Roman" w:cs="Times New Roman"/>
+          <w:sz w:val="28"/>
+          <w:szCs w:val="28"/>
+        </w:rPr>
+      </w:pPr>
+      <w:r>
+        <w:rPr>
+          <w:rFonts w:ascii="Times New Roman" w:eastAsia="Times New Roman" w:hAnsi="Times New Roman" w:cs="Times New Roman"/>
+          <w:sz w:val="28"/>
+          <w:szCs w:val="28"/>
         </w:rPr>
         <w:t>9.  Viết danh sách 10 cuốn sách truyền cảm hứng sáng tạo.</w:t>
       </w:r>
     </w:p>
     <w:p>
       <w:pPr>
-        <w:spacing/>
-        <w:ind w:left="620" w:hanging="360"/>
-        <w:rPr>
-          <w:rFonts w:ascii="Times New Roman" w:hAnsi="Times New Roman" w:cs="Times New Roman"/>
-          <w:sz w:val="28"/>
-          <w:szCs w:val="28"/>
-        </w:rPr>
-      </w:pPr>
-      <w:r>
-        <w:rPr>
-          <w:rFonts w:ascii="Times New Roman" w:hAnsi="Times New Roman" w:eastAsia="Times New Roman"/>
-          <w:sz w:val="28"/>
+        <w:spacing w:before="120" w:after="120" w:line="240" w:lineRule="auto"/>
+        <w:ind w:left="620" w:hanging="360"/>
+        <w:jc w:val="both"/>
+        <w:rPr>
+          <w:rFonts w:ascii="Times New Roman" w:hAnsi="Times New Roman" w:cs="Times New Roman"/>
+          <w:sz w:val="28"/>
+          <w:szCs w:val="28"/>
+        </w:rPr>
+      </w:pPr>
+      <w:r>
+        <w:rPr>
+          <w:rFonts w:ascii="Times New Roman" w:eastAsia="Times New Roman" w:hAnsi="Times New Roman" w:cs="Times New Roman"/>
+          <w:sz w:val="28"/>
+          <w:szCs w:val="28"/>
         </w:rPr>
         <w:t>10.Hãy viết kịch bản TED Talk 7 phút về “sức mạnh của trí tưởng tượng”.</w:t>
       </w:r>
     </w:p>
     <w:p>
       <w:pPr>
-        <w:keepNext w:val="0"/>
-        <w:keepLines w:val="0"/>
-        <w:spacing/>
+        <w:spacing w:before="120" w:after="120" w:line="240" w:lineRule="auto"/>
+        <w:jc w:val="both"/>
         <w:rPr>
           <w:rFonts w:ascii="Times New Roman" w:hAnsi="Times New Roman" w:cs="Times New Roman"/>
           <w:b/>
@@ -1685,198 +1861,218 @@
       </w:pPr>
       <w:r>
         <w:rPr>
-          <w:rFonts w:ascii="Times New Roman" w:hAnsi="Times New Roman" w:eastAsia="Times New Roman"/>
+          <w:rFonts w:ascii="Times New Roman" w:eastAsia="Times New Roman" w:hAnsi="Times New Roman" w:cs="Times New Roman"/>
           <w:b/>
           <w:sz w:val="28"/>
+          <w:szCs w:val="28"/>
         </w:rPr>
         <w:t>8. Tài chính cá nhân đời sống (10 prompt)</w:t>
       </w:r>
     </w:p>
     <w:p>
       <w:pPr>
-        <w:spacing/>
-        <w:ind w:left="620" w:hanging="360"/>
-        <w:rPr>
-          <w:rFonts w:ascii="Times New Roman" w:hAnsi="Times New Roman" w:cs="Times New Roman"/>
-          <w:sz w:val="28"/>
-          <w:szCs w:val="28"/>
-        </w:rPr>
-      </w:pPr>
-      <w:r>
-        <w:rPr>
-          <w:rFonts w:ascii="Times New Roman" w:hAnsi="Times New Roman" w:eastAsia="Times New Roman"/>
-          <w:sz w:val="28"/>
+        <w:spacing w:before="120" w:after="120" w:line="240" w:lineRule="auto"/>
+        <w:ind w:left="620" w:hanging="360"/>
+        <w:jc w:val="both"/>
+        <w:rPr>
+          <w:rFonts w:ascii="Times New Roman" w:hAnsi="Times New Roman" w:cs="Times New Roman"/>
+          <w:sz w:val="28"/>
+          <w:szCs w:val="28"/>
+        </w:rPr>
+      </w:pPr>
+      <w:r>
+        <w:rPr>
+          <w:rFonts w:ascii="Times New Roman" w:eastAsia="Times New Roman" w:hAnsi="Times New Roman" w:cs="Times New Roman"/>
+          <w:sz w:val="28"/>
+          <w:szCs w:val="28"/>
         </w:rPr>
         <w:t>1.  Hãy viết kế hoạch tiết kiệm 50 triệu trong 12 tháng cho nhân viên văn phòng.</w:t>
       </w:r>
     </w:p>
     <w:p>
       <w:pPr>
-        <w:spacing/>
-        <w:ind w:left="620" w:hanging="360"/>
-        <w:rPr>
-          <w:rFonts w:ascii="Times New Roman" w:hAnsi="Times New Roman" w:cs="Times New Roman"/>
-          <w:sz w:val="28"/>
-          <w:szCs w:val="28"/>
-        </w:rPr>
-      </w:pPr>
-      <w:r>
-        <w:rPr>
-          <w:rFonts w:ascii="Times New Roman" w:hAnsi="Times New Roman" w:eastAsia="Times New Roman"/>
-          <w:sz w:val="28"/>
+        <w:spacing w:before="120" w:after="120" w:line="240" w:lineRule="auto"/>
+        <w:ind w:left="620" w:hanging="360"/>
+        <w:jc w:val="both"/>
+        <w:rPr>
+          <w:rFonts w:ascii="Times New Roman" w:hAnsi="Times New Roman" w:cs="Times New Roman"/>
+          <w:sz w:val="28"/>
+          <w:szCs w:val="28"/>
+        </w:rPr>
+      </w:pPr>
+      <w:r>
+        <w:rPr>
+          <w:rFonts w:ascii="Times New Roman" w:eastAsia="Times New Roman" w:hAnsi="Times New Roman" w:cs="Times New Roman"/>
+          <w:sz w:val="28"/>
+          <w:szCs w:val="28"/>
         </w:rPr>
         <w:t>2.  Soạn hướng dẫn quản lý chi tiêu gia đình theo nguyên tắc 50-30-20.</w:t>
       </w:r>
     </w:p>
     <w:p>
       <w:pPr>
-        <w:spacing/>
-        <w:ind w:left="620" w:hanging="360"/>
-        <w:rPr>
-          <w:rFonts w:ascii="Times New Roman" w:hAnsi="Times New Roman" w:cs="Times New Roman"/>
-          <w:sz w:val="28"/>
-          <w:szCs w:val="28"/>
-        </w:rPr>
-      </w:pPr>
-      <w:r>
-        <w:rPr>
-          <w:rFonts w:ascii="Times New Roman" w:hAnsi="Times New Roman" w:eastAsia="Times New Roman"/>
-          <w:sz w:val="28"/>
+        <w:spacing w:before="120" w:after="120" w:line="240" w:lineRule="auto"/>
+        <w:ind w:left="620" w:hanging="360"/>
+        <w:jc w:val="both"/>
+        <w:rPr>
+          <w:rFonts w:ascii="Times New Roman" w:hAnsi="Times New Roman" w:cs="Times New Roman"/>
+          <w:sz w:val="28"/>
+          <w:szCs w:val="28"/>
+        </w:rPr>
+      </w:pPr>
+      <w:r>
+        <w:rPr>
+          <w:rFonts w:ascii="Times New Roman" w:eastAsia="Times New Roman" w:hAnsi="Times New Roman" w:cs="Times New Roman"/>
+          <w:sz w:val="28"/>
+          <w:szCs w:val="28"/>
         </w:rPr>
         <w:t>3.  Viết bài blog 500 từ về “nghệ thuật chi tiêu thông minh”.</w:t>
       </w:r>
     </w:p>
     <w:p>
       <w:pPr>
-        <w:spacing/>
-        <w:ind w:left="620" w:hanging="360"/>
-        <w:rPr>
-          <w:rFonts w:ascii="Times New Roman" w:hAnsi="Times New Roman" w:cs="Times New Roman"/>
-          <w:sz w:val="28"/>
-          <w:szCs w:val="28"/>
-        </w:rPr>
-      </w:pPr>
-      <w:r>
-        <w:rPr>
-          <w:rFonts w:ascii="Times New Roman" w:hAnsi="Times New Roman" w:eastAsia="Times New Roman"/>
-          <w:sz w:val="28"/>
+        <w:spacing w:before="120" w:after="120" w:line="240" w:lineRule="auto"/>
+        <w:ind w:left="620" w:hanging="360"/>
+        <w:jc w:val="both"/>
+        <w:rPr>
+          <w:rFonts w:ascii="Times New Roman" w:hAnsi="Times New Roman" w:cs="Times New Roman"/>
+          <w:sz w:val="28"/>
+          <w:szCs w:val="28"/>
+        </w:rPr>
+      </w:pPr>
+      <w:r>
+        <w:rPr>
+          <w:rFonts w:ascii="Times New Roman" w:eastAsia="Times New Roman" w:hAnsi="Times New Roman" w:cs="Times New Roman"/>
+          <w:sz w:val="28"/>
+          <w:szCs w:val="28"/>
         </w:rPr>
         <w:t>4.  Hãy viết kế hoạch tạo quỹ dự phòng 6 tháng chi phí sinh hoạt.</w:t>
       </w:r>
     </w:p>
     <w:p>
       <w:pPr>
-        <w:spacing/>
-        <w:ind w:left="620" w:hanging="360"/>
-        <w:rPr>
-          <w:rFonts w:ascii="Times New Roman" w:hAnsi="Times New Roman" w:cs="Times New Roman"/>
-          <w:sz w:val="28"/>
-          <w:szCs w:val="28"/>
-        </w:rPr>
-      </w:pPr>
-      <w:r>
-        <w:rPr>
-          <w:rFonts w:ascii="Times New Roman" w:hAnsi="Times New Roman" w:eastAsia="Times New Roman"/>
-          <w:sz w:val="28"/>
+        <w:spacing w:before="120" w:after="120" w:line="240" w:lineRule="auto"/>
+        <w:ind w:left="620" w:hanging="360"/>
+        <w:jc w:val="both"/>
+        <w:rPr>
+          <w:rFonts w:ascii="Times New Roman" w:hAnsi="Times New Roman" w:cs="Times New Roman"/>
+          <w:sz w:val="28"/>
+          <w:szCs w:val="28"/>
+        </w:rPr>
+      </w:pPr>
+      <w:r>
+        <w:rPr>
+          <w:rFonts w:ascii="Times New Roman" w:eastAsia="Times New Roman" w:hAnsi="Times New Roman" w:cs="Times New Roman"/>
+          <w:sz w:val="28"/>
+          <w:szCs w:val="28"/>
         </w:rPr>
         <w:t>5.  Soạn danh sách 10 mẹo tiết kiệm tiền khi đi siêu thị.</w:t>
       </w:r>
     </w:p>
     <w:p>
       <w:pPr>
-        <w:spacing/>
-        <w:ind w:left="620" w:hanging="360"/>
-        <w:rPr>
-          <w:rFonts w:ascii="Times New Roman" w:hAnsi="Times New Roman" w:cs="Times New Roman"/>
-          <w:sz w:val="28"/>
-          <w:szCs w:val="28"/>
-        </w:rPr>
-      </w:pPr>
-      <w:r>
-        <w:rPr>
-          <w:rFonts w:ascii="Times New Roman" w:hAnsi="Times New Roman" w:eastAsia="Times New Roman"/>
-          <w:sz w:val="28"/>
+        <w:spacing w:before="120" w:after="120" w:line="240" w:lineRule="auto"/>
+        <w:ind w:left="620" w:hanging="360"/>
+        <w:jc w:val="both"/>
+        <w:rPr>
+          <w:rFonts w:ascii="Times New Roman" w:hAnsi="Times New Roman" w:cs="Times New Roman"/>
+          <w:sz w:val="28"/>
+          <w:szCs w:val="28"/>
+        </w:rPr>
+      </w:pPr>
+      <w:r>
+        <w:rPr>
+          <w:rFonts w:ascii="Times New Roman" w:eastAsia="Times New Roman" w:hAnsi="Times New Roman" w:cs="Times New Roman"/>
+          <w:sz w:val="28"/>
+          <w:szCs w:val="28"/>
         </w:rPr>
         <w:t>6.  Viết lộ trình 5 năm để một gia đình trẻ mua căn hộ đầu tiên.</w:t>
       </w:r>
     </w:p>
     <w:p>
       <w:pPr>
-        <w:spacing/>
-        <w:ind w:left="620" w:hanging="360"/>
-        <w:rPr>
-          <w:rFonts w:ascii="Times New Roman" w:hAnsi="Times New Roman" w:cs="Times New Roman"/>
-          <w:sz w:val="28"/>
-          <w:szCs w:val="28"/>
-        </w:rPr>
-      </w:pPr>
-      <w:r>
-        <w:rPr>
-          <w:rFonts w:ascii="Times New Roman" w:hAnsi="Times New Roman" w:eastAsia="Times New Roman"/>
-          <w:sz w:val="28"/>
+        <w:spacing w:before="120" w:after="120" w:line="240" w:lineRule="auto"/>
+        <w:ind w:left="620" w:hanging="360"/>
+        <w:jc w:val="both"/>
+        <w:rPr>
+          <w:rFonts w:ascii="Times New Roman" w:hAnsi="Times New Roman" w:cs="Times New Roman"/>
+          <w:sz w:val="28"/>
+          <w:szCs w:val="28"/>
+        </w:rPr>
+      </w:pPr>
+      <w:r>
+        <w:rPr>
+          <w:rFonts w:ascii="Times New Roman" w:eastAsia="Times New Roman" w:hAnsi="Times New Roman" w:cs="Times New Roman"/>
+          <w:sz w:val="28"/>
+          <w:szCs w:val="28"/>
         </w:rPr>
         <w:t>7.  Hãy viết hướng dẫn cha mẹ dạy con sử dụng tiền hợp lý.</w:t>
       </w:r>
     </w:p>
     <w:p>
       <w:pPr>
-        <w:spacing/>
-        <w:ind w:left="620" w:hanging="360"/>
-        <w:rPr>
-          <w:rFonts w:ascii="Times New Roman" w:hAnsi="Times New Roman" w:cs="Times New Roman"/>
-          <w:sz w:val="28"/>
-          <w:szCs w:val="28"/>
-        </w:rPr>
-      </w:pPr>
-      <w:r>
-        <w:rPr>
-          <w:rFonts w:ascii="Times New Roman" w:hAnsi="Times New Roman" w:eastAsia="Times New Roman"/>
-          <w:sz w:val="28"/>
+        <w:spacing w:before="120" w:after="120" w:line="240" w:lineRule="auto"/>
+        <w:ind w:left="620" w:hanging="360"/>
+        <w:jc w:val="both"/>
+        <w:rPr>
+          <w:rFonts w:ascii="Times New Roman" w:hAnsi="Times New Roman" w:cs="Times New Roman"/>
+          <w:sz w:val="28"/>
+          <w:szCs w:val="28"/>
+        </w:rPr>
+      </w:pPr>
+      <w:r>
+        <w:rPr>
+          <w:rFonts w:ascii="Times New Roman" w:eastAsia="Times New Roman" w:hAnsi="Times New Roman" w:cs="Times New Roman"/>
+          <w:sz w:val="28"/>
+          <w:szCs w:val="28"/>
         </w:rPr>
         <w:t>8.  Soạn checklist 20 cách kiếm thêm thu nhập phụ trong đời sống hàng ngày.</w:t>
       </w:r>
     </w:p>
     <w:p>
       <w:pPr>
-        <w:spacing/>
-        <w:ind w:left="620" w:hanging="360"/>
-        <w:rPr>
-          <w:rFonts w:ascii="Times New Roman" w:hAnsi="Times New Roman" w:cs="Times New Roman"/>
-          <w:sz w:val="28"/>
-          <w:szCs w:val="28"/>
-        </w:rPr>
-      </w:pPr>
-      <w:r>
-        <w:rPr>
-          <w:rFonts w:ascii="Times New Roman" w:hAnsi="Times New Roman" w:eastAsia="Times New Roman"/>
-          <w:sz w:val="28"/>
+        <w:spacing w:before="120" w:after="120" w:line="240" w:lineRule="auto"/>
+        <w:ind w:left="620" w:hanging="360"/>
+        <w:jc w:val="both"/>
+        <w:rPr>
+          <w:rFonts w:ascii="Times New Roman" w:hAnsi="Times New Roman" w:cs="Times New Roman"/>
+          <w:sz w:val="28"/>
+          <w:szCs w:val="28"/>
+        </w:rPr>
+      </w:pPr>
+      <w:r>
+        <w:rPr>
+          <w:rFonts w:ascii="Times New Roman" w:eastAsia="Times New Roman" w:hAnsi="Times New Roman" w:cs="Times New Roman"/>
+          <w:sz w:val="28"/>
+          <w:szCs w:val="28"/>
         </w:rPr>
         <w:t>9.  Viết bài chia sẻ kinh nghiệm quản lý nợ cá nhân hiệu quả.</w:t>
       </w:r>
     </w:p>
     <w:p>
       <w:pPr>
-        <w:spacing/>
-        <w:ind w:left="620" w:hanging="360"/>
-        <w:rPr>
-          <w:rFonts w:ascii="Times New Roman" w:hAnsi="Times New Roman" w:cs="Times New Roman"/>
-          <w:sz w:val="28"/>
-          <w:szCs w:val="28"/>
-        </w:rPr>
-      </w:pPr>
-      <w:r>
-        <w:rPr>
-          <w:rFonts w:ascii="Times New Roman" w:hAnsi="Times New Roman" w:eastAsia="Times New Roman"/>
-          <w:sz w:val="28"/>
+        <w:spacing w:before="120" w:after="120" w:line="240" w:lineRule="auto"/>
+        <w:ind w:left="620" w:hanging="360"/>
+        <w:jc w:val="both"/>
+        <w:rPr>
+          <w:rFonts w:ascii="Times New Roman" w:hAnsi="Times New Roman" w:cs="Times New Roman"/>
+          <w:sz w:val="28"/>
+          <w:szCs w:val="28"/>
+        </w:rPr>
+      </w:pPr>
+      <w:r>
+        <w:rPr>
+          <w:rFonts w:ascii="Times New Roman" w:eastAsia="Times New Roman" w:hAnsi="Times New Roman" w:cs="Times New Roman"/>
+          <w:sz w:val="28"/>
+          <w:szCs w:val="28"/>
         </w:rPr>
         <w:t>10.Hãy viết kế hoạch du lịch 7 ngày tiết kiệm nhưng vẫn chất lượng cho gia đình.</w:t>
       </w:r>
     </w:p>
     <w:p>
       <w:pPr>
-        <w:keepNext w:val="0"/>
-        <w:keepLines w:val="0"/>
-        <w:spacing/>
+        <w:spacing w:before="120" w:after="120" w:line="240" w:lineRule="auto"/>
+        <w:jc w:val="both"/>
         <w:rPr>
           <w:rFonts w:ascii="Times New Roman" w:hAnsi="Times New Roman" w:cs="Times New Roman"/>
           <w:b/>
@@ -1887,198 +2083,218 @@
       </w:pPr>
       <w:r>
         <w:rPr>
-          <w:rFonts w:ascii="Times New Roman" w:hAnsi="Times New Roman" w:eastAsia="Times New Roman"/>
+          <w:rFonts w:ascii="Times New Roman" w:eastAsia="Times New Roman" w:hAnsi="Times New Roman" w:cs="Times New Roman"/>
           <w:b/>
           <w:sz w:val="28"/>
+          <w:szCs w:val="28"/>
         </w:rPr>
         <w:t>9. Du lịch &amp; trải nghiệm (10 prompt)</w:t>
       </w:r>
     </w:p>
     <w:p>
       <w:pPr>
-        <w:spacing/>
-        <w:ind w:left="620" w:hanging="360"/>
-        <w:rPr>
-          <w:rFonts w:ascii="Times New Roman" w:hAnsi="Times New Roman" w:cs="Times New Roman"/>
-          <w:sz w:val="28"/>
-          <w:szCs w:val="28"/>
-        </w:rPr>
-      </w:pPr>
-      <w:r>
-        <w:rPr>
-          <w:rFonts w:ascii="Times New Roman" w:hAnsi="Times New Roman" w:eastAsia="Times New Roman"/>
-          <w:sz w:val="28"/>
+        <w:spacing w:before="120" w:after="120" w:line="240" w:lineRule="auto"/>
+        <w:ind w:left="620" w:hanging="360"/>
+        <w:jc w:val="both"/>
+        <w:rPr>
+          <w:rFonts w:ascii="Times New Roman" w:hAnsi="Times New Roman" w:cs="Times New Roman"/>
+          <w:sz w:val="28"/>
+          <w:szCs w:val="28"/>
+        </w:rPr>
+      </w:pPr>
+      <w:r>
+        <w:rPr>
+          <w:rFonts w:ascii="Times New Roman" w:eastAsia="Times New Roman" w:hAnsi="Times New Roman" w:cs="Times New Roman"/>
+          <w:sz w:val="28"/>
+          <w:szCs w:val="28"/>
         </w:rPr>
         <w:t>1.  Hãy viết kế hoạch du lịch châu Âu 15 ngày với ngân sách tiết kiệm.</w:t>
       </w:r>
     </w:p>
     <w:p>
       <w:pPr>
-        <w:spacing/>
-        <w:ind w:left="620" w:hanging="360"/>
-        <w:rPr>
-          <w:rFonts w:ascii="Times New Roman" w:hAnsi="Times New Roman" w:cs="Times New Roman"/>
-          <w:sz w:val="28"/>
-          <w:szCs w:val="28"/>
-        </w:rPr>
-      </w:pPr>
-      <w:r>
-        <w:rPr>
-          <w:rFonts w:ascii="Times New Roman" w:hAnsi="Times New Roman" w:eastAsia="Times New Roman"/>
-          <w:sz w:val="28"/>
+        <w:spacing w:before="120" w:after="120" w:line="240" w:lineRule="auto"/>
+        <w:ind w:left="620" w:hanging="360"/>
+        <w:jc w:val="both"/>
+        <w:rPr>
+          <w:rFonts w:ascii="Times New Roman" w:hAnsi="Times New Roman" w:cs="Times New Roman"/>
+          <w:sz w:val="28"/>
+          <w:szCs w:val="28"/>
+        </w:rPr>
+      </w:pPr>
+      <w:r>
+        <w:rPr>
+          <w:rFonts w:ascii="Times New Roman" w:eastAsia="Times New Roman" w:hAnsi="Times New Roman" w:cs="Times New Roman"/>
+          <w:sz w:val="28"/>
+          <w:szCs w:val="28"/>
         </w:rPr>
         <w:t>2.  Soạn lộ trình khám phá Việt Nam trong 30 ngày.</w:t>
       </w:r>
     </w:p>
     <w:p>
       <w:pPr>
-        <w:spacing/>
-        <w:ind w:left="620" w:hanging="360"/>
-        <w:rPr>
-          <w:rFonts w:ascii="Times New Roman" w:hAnsi="Times New Roman" w:cs="Times New Roman"/>
-          <w:sz w:val="28"/>
-          <w:szCs w:val="28"/>
-        </w:rPr>
-      </w:pPr>
-      <w:r>
-        <w:rPr>
-          <w:rFonts w:ascii="Times New Roman" w:hAnsi="Times New Roman" w:eastAsia="Times New Roman"/>
-          <w:sz w:val="28"/>
+        <w:spacing w:before="120" w:after="120" w:line="240" w:lineRule="auto"/>
+        <w:ind w:left="620" w:hanging="360"/>
+        <w:jc w:val="both"/>
+        <w:rPr>
+          <w:rFonts w:ascii="Times New Roman" w:hAnsi="Times New Roman" w:cs="Times New Roman"/>
+          <w:sz w:val="28"/>
+          <w:szCs w:val="28"/>
+        </w:rPr>
+      </w:pPr>
+      <w:r>
+        <w:rPr>
+          <w:rFonts w:ascii="Times New Roman" w:eastAsia="Times New Roman" w:hAnsi="Times New Roman" w:cs="Times New Roman"/>
+          <w:sz w:val="28"/>
+          <w:szCs w:val="28"/>
         </w:rPr>
         <w:t>3.  Viết hướng dẫn 10 mẹo du lịch một mình an toàn và thú vị.</w:t>
       </w:r>
     </w:p>
     <w:p>
       <w:pPr>
-        <w:spacing/>
-        <w:ind w:left="620" w:hanging="360"/>
-        <w:rPr>
-          <w:rFonts w:ascii="Times New Roman" w:hAnsi="Times New Roman" w:cs="Times New Roman"/>
-          <w:sz w:val="28"/>
-          <w:szCs w:val="28"/>
-        </w:rPr>
-      </w:pPr>
-      <w:r>
-        <w:rPr>
-          <w:rFonts w:ascii="Times New Roman" w:hAnsi="Times New Roman" w:eastAsia="Times New Roman"/>
-          <w:sz w:val="28"/>
+        <w:spacing w:before="120" w:after="120" w:line="240" w:lineRule="auto"/>
+        <w:ind w:left="620" w:hanging="360"/>
+        <w:jc w:val="both"/>
+        <w:rPr>
+          <w:rFonts w:ascii="Times New Roman" w:hAnsi="Times New Roman" w:cs="Times New Roman"/>
+          <w:sz w:val="28"/>
+          <w:szCs w:val="28"/>
+        </w:rPr>
+      </w:pPr>
+      <w:r>
+        <w:rPr>
+          <w:rFonts w:ascii="Times New Roman" w:eastAsia="Times New Roman" w:hAnsi="Times New Roman" w:cs="Times New Roman"/>
+          <w:sz w:val="28"/>
+          <w:szCs w:val="28"/>
         </w:rPr>
         <w:t>4.  Hãy viết bài blog chia sẻ trải nghiệm “digital nomad” làm việc và du lịch cùng lúc.</w:t>
       </w:r>
     </w:p>
     <w:p>
       <w:pPr>
-        <w:spacing/>
-        <w:ind w:left="620" w:hanging="360"/>
-        <w:rPr>
-          <w:rFonts w:ascii="Times New Roman" w:hAnsi="Times New Roman" w:cs="Times New Roman"/>
-          <w:sz w:val="28"/>
-          <w:szCs w:val="28"/>
-        </w:rPr>
-      </w:pPr>
-      <w:r>
-        <w:rPr>
-          <w:rFonts w:ascii="Times New Roman" w:hAnsi="Times New Roman" w:eastAsia="Times New Roman"/>
-          <w:sz w:val="28"/>
+        <w:spacing w:before="120" w:after="120" w:line="240" w:lineRule="auto"/>
+        <w:ind w:left="620" w:hanging="360"/>
+        <w:jc w:val="both"/>
+        <w:rPr>
+          <w:rFonts w:ascii="Times New Roman" w:hAnsi="Times New Roman" w:cs="Times New Roman"/>
+          <w:sz w:val="28"/>
+          <w:szCs w:val="28"/>
+        </w:rPr>
+      </w:pPr>
+      <w:r>
+        <w:rPr>
+          <w:rFonts w:ascii="Times New Roman" w:eastAsia="Times New Roman" w:hAnsi="Times New Roman" w:cs="Times New Roman"/>
+          <w:sz w:val="28"/>
+          <w:szCs w:val="28"/>
         </w:rPr>
         <w:t>5.  Soạn kế hoạch du lịch nghỉ dưỡng cho cặp đôi trong 5 ngày.</w:t>
       </w:r>
     </w:p>
     <w:p>
       <w:pPr>
-        <w:spacing/>
-        <w:ind w:left="620" w:hanging="360"/>
-        <w:rPr>
-          <w:rFonts w:ascii="Times New Roman" w:hAnsi="Times New Roman" w:cs="Times New Roman"/>
-          <w:sz w:val="28"/>
-          <w:szCs w:val="28"/>
-        </w:rPr>
-      </w:pPr>
-      <w:r>
-        <w:rPr>
-          <w:rFonts w:ascii="Times New Roman" w:hAnsi="Times New Roman" w:eastAsia="Times New Roman"/>
-          <w:sz w:val="28"/>
+        <w:spacing w:before="120" w:after="120" w:line="240" w:lineRule="auto"/>
+        <w:ind w:left="620" w:hanging="360"/>
+        <w:jc w:val="both"/>
+        <w:rPr>
+          <w:rFonts w:ascii="Times New Roman" w:hAnsi="Times New Roman" w:cs="Times New Roman"/>
+          <w:sz w:val="28"/>
+          <w:szCs w:val="28"/>
+        </w:rPr>
+      </w:pPr>
+      <w:r>
+        <w:rPr>
+          <w:rFonts w:ascii="Times New Roman" w:eastAsia="Times New Roman" w:hAnsi="Times New Roman" w:cs="Times New Roman"/>
+          <w:sz w:val="28"/>
+          <w:szCs w:val="28"/>
         </w:rPr>
         <w:t>6.  Viết checklist hành lý thông minh cho chuyến đi xa 7 ngày.</w:t>
       </w:r>
     </w:p>
     <w:p>
       <w:pPr>
-        <w:spacing/>
-        <w:ind w:left="620" w:hanging="360"/>
-        <w:rPr>
-          <w:rFonts w:ascii="Times New Roman" w:hAnsi="Times New Roman" w:cs="Times New Roman"/>
-          <w:sz w:val="28"/>
-          <w:szCs w:val="28"/>
-        </w:rPr>
-      </w:pPr>
-      <w:r>
-        <w:rPr>
-          <w:rFonts w:ascii="Times New Roman" w:hAnsi="Times New Roman" w:eastAsia="Times New Roman"/>
-          <w:sz w:val="28"/>
+        <w:spacing w:before="120" w:after="120" w:line="240" w:lineRule="auto"/>
+        <w:ind w:left="620" w:hanging="360"/>
+        <w:jc w:val="both"/>
+        <w:rPr>
+          <w:rFonts w:ascii="Times New Roman" w:hAnsi="Times New Roman" w:cs="Times New Roman"/>
+          <w:sz w:val="28"/>
+          <w:szCs w:val="28"/>
+        </w:rPr>
+      </w:pPr>
+      <w:r>
+        <w:rPr>
+          <w:rFonts w:ascii="Times New Roman" w:eastAsia="Times New Roman" w:hAnsi="Times New Roman" w:cs="Times New Roman"/>
+          <w:sz w:val="28"/>
+          <w:szCs w:val="28"/>
         </w:rPr>
         <w:t>7.  Hãy viết hướng dẫn săn vé máy bay giá rẻ cho người mới đi du lịch.</w:t>
       </w:r>
     </w:p>
     <w:p>
       <w:pPr>
-        <w:spacing/>
-        <w:ind w:left="620" w:hanging="360"/>
-        <w:rPr>
-          <w:rFonts w:ascii="Times New Roman" w:hAnsi="Times New Roman" w:cs="Times New Roman"/>
-          <w:sz w:val="28"/>
-          <w:szCs w:val="28"/>
-        </w:rPr>
-      </w:pPr>
-      <w:r>
-        <w:rPr>
-          <w:rFonts w:ascii="Times New Roman" w:hAnsi="Times New Roman" w:eastAsia="Times New Roman"/>
-          <w:sz w:val="28"/>
+        <w:spacing w:before="120" w:after="120" w:line="240" w:lineRule="auto"/>
+        <w:ind w:left="620" w:hanging="360"/>
+        <w:jc w:val="both"/>
+        <w:rPr>
+          <w:rFonts w:ascii="Times New Roman" w:hAnsi="Times New Roman" w:cs="Times New Roman"/>
+          <w:sz w:val="28"/>
+          <w:szCs w:val="28"/>
+        </w:rPr>
+      </w:pPr>
+      <w:r>
+        <w:rPr>
+          <w:rFonts w:ascii="Times New Roman" w:eastAsia="Times New Roman" w:hAnsi="Times New Roman" w:cs="Times New Roman"/>
+          <w:sz w:val="28"/>
+          <w:szCs w:val="28"/>
         </w:rPr>
         <w:t>8.  Soạn kịch bản vlog du lịch giới thiệu thành phố yêu thích.</w:t>
       </w:r>
     </w:p>
     <w:p>
       <w:pPr>
-        <w:spacing/>
-        <w:ind w:left="620" w:hanging="360"/>
-        <w:rPr>
-          <w:rFonts w:ascii="Times New Roman" w:hAnsi="Times New Roman" w:cs="Times New Roman"/>
-          <w:sz w:val="28"/>
-          <w:szCs w:val="28"/>
-        </w:rPr>
-      </w:pPr>
-      <w:r>
-        <w:rPr>
-          <w:rFonts w:ascii="Times New Roman" w:hAnsi="Times New Roman" w:eastAsia="Times New Roman"/>
-          <w:sz w:val="28"/>
+        <w:spacing w:before="120" w:after="120" w:line="240" w:lineRule="auto"/>
+        <w:ind w:left="620" w:hanging="360"/>
+        <w:jc w:val="both"/>
+        <w:rPr>
+          <w:rFonts w:ascii="Times New Roman" w:hAnsi="Times New Roman" w:cs="Times New Roman"/>
+          <w:sz w:val="28"/>
+          <w:szCs w:val="28"/>
+        </w:rPr>
+      </w:pPr>
+      <w:r>
+        <w:rPr>
+          <w:rFonts w:ascii="Times New Roman" w:eastAsia="Times New Roman" w:hAnsi="Times New Roman" w:cs="Times New Roman"/>
+          <w:sz w:val="28"/>
+          <w:szCs w:val="28"/>
         </w:rPr>
         <w:t>9.  Viết bài chia sẻ kinh nghiệm du lịch ẩm thực địa phương.</w:t>
       </w:r>
     </w:p>
     <w:p>
       <w:pPr>
-        <w:spacing/>
-        <w:ind w:left="620" w:hanging="360"/>
-        <w:rPr>
-          <w:rFonts w:ascii="Times New Roman" w:hAnsi="Times New Roman" w:cs="Times New Roman"/>
-          <w:sz w:val="28"/>
-          <w:szCs w:val="28"/>
-        </w:rPr>
-      </w:pPr>
-      <w:r>
-        <w:rPr>
-          <w:rFonts w:ascii="Times New Roman" w:hAnsi="Times New Roman" w:eastAsia="Times New Roman"/>
-          <w:sz w:val="28"/>
+        <w:spacing w:before="120" w:after="120" w:line="240" w:lineRule="auto"/>
+        <w:ind w:left="620" w:hanging="360"/>
+        <w:jc w:val="both"/>
+        <w:rPr>
+          <w:rFonts w:ascii="Times New Roman" w:hAnsi="Times New Roman" w:cs="Times New Roman"/>
+          <w:sz w:val="28"/>
+          <w:szCs w:val="28"/>
+        </w:rPr>
+      </w:pPr>
+      <w:r>
+        <w:rPr>
+          <w:rFonts w:ascii="Times New Roman" w:eastAsia="Times New Roman" w:hAnsi="Times New Roman" w:cs="Times New Roman"/>
+          <w:sz w:val="28"/>
+          <w:szCs w:val="28"/>
         </w:rPr>
         <w:t>10.Hãy viết kế hoạch 12 tháng trải nghiệm 12 địa điểm mới.</w:t>
       </w:r>
     </w:p>
     <w:p>
       <w:pPr>
-        <w:keepNext w:val="0"/>
-        <w:keepLines w:val="0"/>
-        <w:spacing/>
+        <w:spacing w:before="120" w:after="120" w:line="240" w:lineRule="auto"/>
+        <w:jc w:val="both"/>
         <w:rPr>
           <w:rFonts w:ascii="Times New Roman" w:hAnsi="Times New Roman" w:cs="Times New Roman"/>
           <w:b/>
@@ -2089,189 +2305,211 @@
       </w:pPr>
       <w:r>
         <w:rPr>
-          <w:rFonts w:ascii="Times New Roman" w:hAnsi="Times New Roman" w:eastAsia="Times New Roman"/>
+          <w:rFonts w:ascii="Times New Roman" w:eastAsia="Times New Roman" w:hAnsi="Times New Roman" w:cs="Times New Roman"/>
           <w:b/>
           <w:sz w:val="28"/>
+          <w:szCs w:val="28"/>
         </w:rPr>
         <w:t>10. Truyền cảm hứng &amp; cuộc sống ý nghĩa (10 prompt)</w:t>
       </w:r>
     </w:p>
     <w:p>
       <w:pPr>
-        <w:spacing/>
-        <w:ind w:left="620" w:hanging="360"/>
-        <w:rPr>
-          <w:rFonts w:ascii="Times New Roman" w:hAnsi="Times New Roman" w:cs="Times New Roman"/>
-          <w:sz w:val="28"/>
-          <w:szCs w:val="28"/>
-        </w:rPr>
-      </w:pPr>
-      <w:r>
-        <w:rPr>
-          <w:rFonts w:ascii="Times New Roman" w:hAnsi="Times New Roman" w:eastAsia="Times New Roman"/>
-          <w:sz w:val="28"/>
-        </w:rPr>
+        <w:spacing w:before="120" w:after="120" w:line="240" w:lineRule="auto"/>
+        <w:ind w:left="620" w:hanging="360"/>
+        <w:jc w:val="both"/>
+        <w:rPr>
+          <w:rFonts w:ascii="Times New Roman" w:hAnsi="Times New Roman" w:cs="Times New Roman"/>
+          <w:sz w:val="28"/>
+          <w:szCs w:val="28"/>
+        </w:rPr>
+      </w:pPr>
+      <w:r>
+        <w:rPr>
+          <w:rFonts w:ascii="Times New Roman" w:eastAsia="Times New Roman" w:hAnsi="Times New Roman" w:cs="Times New Roman"/>
+          <w:sz w:val="28"/>
+          <w:szCs w:val="28"/>
+        </w:rPr>
+        <w:lastRenderedPageBreak/>
         <w:t>1.  Hãy viết bài diễn văn 5 phút truyền cảm hứng về “sống hết mình”.</w:t>
       </w:r>
     </w:p>
     <w:p>
       <w:pPr>
-        <w:spacing/>
-        <w:ind w:left="620" w:hanging="360"/>
-        <w:rPr>
-          <w:rFonts w:ascii="Times New Roman" w:hAnsi="Times New Roman" w:cs="Times New Roman"/>
-          <w:sz w:val="28"/>
-          <w:szCs w:val="28"/>
-        </w:rPr>
-      </w:pPr>
-      <w:r>
-        <w:rPr>
-          <w:rFonts w:ascii="Times New Roman" w:hAnsi="Times New Roman" w:eastAsia="Times New Roman"/>
-          <w:sz w:val="28"/>
+        <w:spacing w:before="120" w:after="120" w:line="240" w:lineRule="auto"/>
+        <w:ind w:left="620" w:hanging="360"/>
+        <w:jc w:val="both"/>
+        <w:rPr>
+          <w:rFonts w:ascii="Times New Roman" w:hAnsi="Times New Roman" w:cs="Times New Roman"/>
+          <w:sz w:val="28"/>
+          <w:szCs w:val="28"/>
+        </w:rPr>
+      </w:pPr>
+      <w:r>
+        <w:rPr>
+          <w:rFonts w:ascii="Times New Roman" w:eastAsia="Times New Roman" w:hAnsi="Times New Roman" w:cs="Times New Roman"/>
+          <w:sz w:val="28"/>
+          <w:szCs w:val="28"/>
         </w:rPr>
         <w:t>2.  Soạn danh sách 20 câu trích dẫn hay về hạnh phúc và ý nghĩa cuộc sống.</w:t>
       </w:r>
     </w:p>
     <w:p>
       <w:pPr>
-        <w:spacing/>
-        <w:ind w:left="620" w:hanging="360"/>
-        <w:rPr>
-          <w:rFonts w:ascii="Times New Roman" w:hAnsi="Times New Roman" w:cs="Times New Roman"/>
-          <w:sz w:val="28"/>
-          <w:szCs w:val="28"/>
-        </w:rPr>
-      </w:pPr>
-      <w:r>
-        <w:rPr>
-          <w:rFonts w:ascii="Times New Roman" w:hAnsi="Times New Roman" w:eastAsia="Times New Roman"/>
-          <w:sz w:val="28"/>
+        <w:spacing w:before="120" w:after="120" w:line="240" w:lineRule="auto"/>
+        <w:ind w:left="620" w:hanging="360"/>
+        <w:jc w:val="both"/>
+        <w:rPr>
+          <w:rFonts w:ascii="Times New Roman" w:hAnsi="Times New Roman" w:cs="Times New Roman"/>
+          <w:sz w:val="28"/>
+          <w:szCs w:val="28"/>
+        </w:rPr>
+      </w:pPr>
+      <w:r>
+        <w:rPr>
+          <w:rFonts w:ascii="Times New Roman" w:eastAsia="Times New Roman" w:hAnsi="Times New Roman" w:cs="Times New Roman"/>
+          <w:sz w:val="28"/>
+          <w:szCs w:val="28"/>
         </w:rPr>
         <w:t>3.  Viết kịch bản podcast 20 phút về “hành trình tìm mục tiêu sống”.</w:t>
       </w:r>
     </w:p>
     <w:p>
       <w:pPr>
-        <w:spacing/>
-        <w:ind w:left="620" w:hanging="360"/>
-        <w:rPr>
-          <w:rFonts w:ascii="Times New Roman" w:hAnsi="Times New Roman" w:cs="Times New Roman"/>
-          <w:sz w:val="28"/>
-          <w:szCs w:val="28"/>
-        </w:rPr>
-      </w:pPr>
-      <w:r>
-        <w:rPr>
-          <w:rFonts w:ascii="Times New Roman" w:hAnsi="Times New Roman" w:eastAsia="Times New Roman"/>
-          <w:sz w:val="28"/>
+        <w:spacing w:before="120" w:after="120" w:line="240" w:lineRule="auto"/>
+        <w:ind w:left="620" w:hanging="360"/>
+        <w:jc w:val="both"/>
+        <w:rPr>
+          <w:rFonts w:ascii="Times New Roman" w:hAnsi="Times New Roman" w:cs="Times New Roman"/>
+          <w:sz w:val="28"/>
+          <w:szCs w:val="28"/>
+        </w:rPr>
+      </w:pPr>
+      <w:r>
+        <w:rPr>
+          <w:rFonts w:ascii="Times New Roman" w:eastAsia="Times New Roman" w:hAnsi="Times New Roman" w:cs="Times New Roman"/>
+          <w:sz w:val="28"/>
+          <w:szCs w:val="28"/>
         </w:rPr>
         <w:t>4.  Hãy viết bài blog 800 từ về “cách biến khó khăn thành sức mạnh”.</w:t>
       </w:r>
     </w:p>
     <w:p>
       <w:pPr>
-        <w:spacing/>
-        <w:ind w:left="620" w:hanging="360"/>
-        <w:rPr>
-          <w:rFonts w:ascii="Times New Roman" w:hAnsi="Times New Roman" w:cs="Times New Roman"/>
-          <w:sz w:val="28"/>
-          <w:szCs w:val="28"/>
-        </w:rPr>
-      </w:pPr>
-      <w:r>
-        <w:rPr>
-          <w:rFonts w:ascii="Times New Roman" w:hAnsi="Times New Roman" w:eastAsia="Times New Roman"/>
-          <w:sz w:val="28"/>
+        <w:spacing w:before="120" w:after="120" w:line="240" w:lineRule="auto"/>
+        <w:ind w:left="620" w:hanging="360"/>
+        <w:jc w:val="both"/>
+        <w:rPr>
+          <w:rFonts w:ascii="Times New Roman" w:hAnsi="Times New Roman" w:cs="Times New Roman"/>
+          <w:sz w:val="28"/>
+          <w:szCs w:val="28"/>
+        </w:rPr>
+      </w:pPr>
+      <w:r>
+        <w:rPr>
+          <w:rFonts w:ascii="Times New Roman" w:eastAsia="Times New Roman" w:hAnsi="Times New Roman" w:cs="Times New Roman"/>
+          <w:sz w:val="28"/>
+          <w:szCs w:val="28"/>
         </w:rPr>
         <w:t>5.  Soạn bài phát biểu khích lệ học sinh – sinh viên dám theo đuổi ước mơ.</w:t>
       </w:r>
     </w:p>
     <w:p>
       <w:pPr>
-        <w:spacing/>
-        <w:ind w:left="620" w:hanging="360"/>
-        <w:rPr>
-          <w:rFonts w:ascii="Times New Roman" w:hAnsi="Times New Roman" w:cs="Times New Roman"/>
-          <w:sz w:val="28"/>
-          <w:szCs w:val="28"/>
-        </w:rPr>
-      </w:pPr>
-      <w:r>
-        <w:rPr>
-          <w:rFonts w:ascii="Times New Roman" w:hAnsi="Times New Roman" w:eastAsia="Times New Roman"/>
-          <w:sz w:val="28"/>
+        <w:spacing w:before="120" w:after="120" w:line="240" w:lineRule="auto"/>
+        <w:ind w:left="620" w:hanging="360"/>
+        <w:jc w:val="both"/>
+        <w:rPr>
+          <w:rFonts w:ascii="Times New Roman" w:hAnsi="Times New Roman" w:cs="Times New Roman"/>
+          <w:sz w:val="28"/>
+          <w:szCs w:val="28"/>
+        </w:rPr>
+      </w:pPr>
+      <w:r>
+        <w:rPr>
+          <w:rFonts w:ascii="Times New Roman" w:eastAsia="Times New Roman" w:hAnsi="Times New Roman" w:cs="Times New Roman"/>
+          <w:sz w:val="28"/>
+          <w:szCs w:val="28"/>
         </w:rPr>
         <w:t>6.  Viết kịch bản video truyền cảm hứng 3 phút về nghị lực sống.</w:t>
       </w:r>
     </w:p>
     <w:p>
       <w:pPr>
-        <w:spacing/>
-        <w:ind w:left="620" w:hanging="360"/>
-        <w:rPr>
-          <w:rFonts w:ascii="Times New Roman" w:hAnsi="Times New Roman" w:cs="Times New Roman"/>
-          <w:sz w:val="28"/>
-          <w:szCs w:val="28"/>
-        </w:rPr>
-      </w:pPr>
-      <w:r>
-        <w:rPr>
-          <w:rFonts w:ascii="Times New Roman" w:hAnsi="Times New Roman" w:eastAsia="Times New Roman"/>
-          <w:sz w:val="28"/>
+        <w:spacing w:before="120" w:after="120" w:line="240" w:lineRule="auto"/>
+        <w:ind w:left="620" w:hanging="360"/>
+        <w:jc w:val="both"/>
+        <w:rPr>
+          <w:rFonts w:ascii="Times New Roman" w:hAnsi="Times New Roman" w:cs="Times New Roman"/>
+          <w:sz w:val="28"/>
+          <w:szCs w:val="28"/>
+        </w:rPr>
+      </w:pPr>
+      <w:r>
+        <w:rPr>
+          <w:rFonts w:ascii="Times New Roman" w:eastAsia="Times New Roman" w:hAnsi="Times New Roman" w:cs="Times New Roman"/>
+          <w:sz w:val="28"/>
+          <w:szCs w:val="28"/>
         </w:rPr>
         <w:t>7.  Hãy viết danh sách 10 thói quen của những người hạnh phúc và thành công.</w:t>
       </w:r>
     </w:p>
     <w:p>
       <w:pPr>
-        <w:spacing/>
-        <w:ind w:left="620" w:hanging="360"/>
-        <w:rPr>
-          <w:rFonts w:ascii="Times New Roman" w:hAnsi="Times New Roman" w:cs="Times New Roman"/>
-          <w:sz w:val="28"/>
-          <w:szCs w:val="28"/>
-        </w:rPr>
-      </w:pPr>
-      <w:r>
-        <w:rPr>
-          <w:rFonts w:ascii="Times New Roman" w:hAnsi="Times New Roman" w:eastAsia="Times New Roman"/>
-          <w:sz w:val="28"/>
+        <w:spacing w:before="120" w:after="120" w:line="240" w:lineRule="auto"/>
+        <w:ind w:left="620" w:hanging="360"/>
+        <w:jc w:val="both"/>
+        <w:rPr>
+          <w:rFonts w:ascii="Times New Roman" w:hAnsi="Times New Roman" w:cs="Times New Roman"/>
+          <w:sz w:val="28"/>
+          <w:szCs w:val="28"/>
+        </w:rPr>
+      </w:pPr>
+      <w:r>
+        <w:rPr>
+          <w:rFonts w:ascii="Times New Roman" w:eastAsia="Times New Roman" w:hAnsi="Times New Roman" w:cs="Times New Roman"/>
+          <w:sz w:val="28"/>
+          <w:szCs w:val="28"/>
         </w:rPr>
         <w:t>8.  Soạn nhật ký 30 ngày “sống có mục tiêu”.</w:t>
       </w:r>
     </w:p>
     <w:p>
       <w:pPr>
-        <w:spacing/>
-        <w:ind w:left="620" w:hanging="360"/>
-        <w:rPr>
-          <w:rFonts w:ascii="Times New Roman" w:hAnsi="Times New Roman" w:cs="Times New Roman"/>
-          <w:sz w:val="28"/>
-          <w:szCs w:val="28"/>
-        </w:rPr>
-      </w:pPr>
-      <w:r>
-        <w:rPr>
-          <w:rFonts w:ascii="Times New Roman" w:hAnsi="Times New Roman" w:eastAsia="Times New Roman"/>
-          <w:sz w:val="28"/>
+        <w:spacing w:before="120" w:after="120" w:line="240" w:lineRule="auto"/>
+        <w:ind w:left="620" w:hanging="360"/>
+        <w:jc w:val="both"/>
+        <w:rPr>
+          <w:rFonts w:ascii="Times New Roman" w:hAnsi="Times New Roman" w:cs="Times New Roman"/>
+          <w:sz w:val="28"/>
+          <w:szCs w:val="28"/>
+        </w:rPr>
+      </w:pPr>
+      <w:r>
+        <w:rPr>
+          <w:rFonts w:ascii="Times New Roman" w:eastAsia="Times New Roman" w:hAnsi="Times New Roman" w:cs="Times New Roman"/>
+          <w:sz w:val="28"/>
+          <w:szCs w:val="28"/>
         </w:rPr>
         <w:t>9.  Viết bài diễn văn TED Talk 10 phút về “cuộc sống không hối tiếc”</w:t>
       </w:r>
     </w:p>
     <w:p>
       <w:pPr>
-        <w:spacing/>
-        <w:ind w:left="620" w:hanging="360"/>
-        <w:rPr>
-          <w:rFonts w:ascii="Times New Roman" w:hAnsi="Times New Roman" w:cs="Times New Roman"/>
-          <w:sz w:val="28"/>
-          <w:szCs w:val="28"/>
-        </w:rPr>
-      </w:pPr>
-      <w:r>
-        <w:rPr>
-          <w:rFonts w:ascii="Times New Roman" w:hAnsi="Times New Roman" w:eastAsia="Times New Roman"/>
-          <w:sz w:val="28"/>
+        <w:spacing w:before="120" w:after="120" w:line="240" w:lineRule="auto"/>
+        <w:ind w:left="620" w:hanging="360"/>
+        <w:jc w:val="both"/>
+        <w:rPr>
+          <w:rFonts w:ascii="Times New Roman" w:hAnsi="Times New Roman" w:cs="Times New Roman"/>
+          <w:sz w:val="28"/>
+          <w:szCs w:val="28"/>
+        </w:rPr>
+      </w:pPr>
+      <w:r>
+        <w:rPr>
+          <w:rFonts w:ascii="Times New Roman" w:eastAsia="Times New Roman" w:hAnsi="Times New Roman" w:cs="Times New Roman"/>
+          <w:sz w:val="28"/>
+          <w:szCs w:val="28"/>
         </w:rPr>
         <w:t>10.Hãy viết bài post mạng xã hội lan tỏa năng lượng tích cực cho cộng đồng.</w:t>
       </w:r>
@@ -3028,6 +3266,7 @@
   <w:style w:type="character" w:default="1" w:styleId="Phngmcinhcuaoanvn">
     <w:name w:val="Default Paragraph Font"/>
     <w:uiPriority w:val="1"/>
+    <w:semiHidden/>
     <w:unhideWhenUsed/>
   </w:style>
   <w:style w:type="table" w:default="1" w:styleId="BangThngthng">
